--- a/datasets/production-like-corpus/corpus/security/SEC-003_数据泄露与安全事件应急响应预案.docx
+++ b/datasets/production-like-corpus/corpus/security/SEC-003_数据泄露与安全事件应急响应预案.docx
@@ -102,57 +102,6 @@
                 <w:rFonts w:ascii="Microsoft YaHei" w:hAnsi="Microsoft YaHei"/>
                 <w:sz w:val="18"/>
               </w:rPr>
-              <w:t>文档ID</w:t>
-            </w:r>
-          </w:p>
-        </w:tc>
-        <w:tc>
-          <w:tcPr>
-            <w:tcW w:type="dxa" w:w="6520"/>
-            <w:vAlign w:val="center"/>
-            <w:tcMar>
-              <w:top w:w="100" w:type="dxa"/>
-              <w:start w:w="120" w:type="dxa"/>
-              <w:bottom w:w="100" w:type="dxa"/>
-              <w:end w:w="120" w:type="dxa"/>
-            </w:tcMar>
-          </w:tcPr>
-          <w:p>
-            <w:pPr>
-              <w:spacing w:after="20"/>
-            </w:pPr>
-            <w:r>
-              <w:rPr>
-                <w:rFonts w:ascii="Microsoft YaHei" w:hAnsi="Microsoft YaHei"/>
-                <w:sz w:val="18"/>
-              </w:rPr>
-              <w:t>SEC-003</w:t>
-            </w:r>
-          </w:p>
-        </w:tc>
-      </w:tr>
-      <w:tr>
-        <w:tc>
-          <w:tcPr>
-            <w:tcW w:type="dxa" w:w="2268"/>
-            <w:vAlign w:val="center"/>
-            <w:tcMar>
-              <w:top w:w="100" w:type="dxa"/>
-              <w:start w:w="120" w:type="dxa"/>
-              <w:bottom w:w="100" w:type="dxa"/>
-              <w:end w:w="120" w:type="dxa"/>
-            </w:tcMar>
-            <w:shd w:fill="D9E2F3"/>
-          </w:tcPr>
-          <w:p>
-            <w:pPr>
-              <w:spacing w:after="20"/>
-            </w:pPr>
-            <w:r>
-              <w:rPr>
-                <w:rFonts w:ascii="Microsoft YaHei" w:hAnsi="Microsoft YaHei"/>
-                <w:sz w:val="18"/>
-              </w:rPr>
               <w:t>版本</w:t>
             </w:r>
           </w:p>
@@ -193,7 +142,7 @@
               <w:bottom w:w="100" w:type="dxa"/>
               <w:end w:w="120" w:type="dxa"/>
             </w:tcMar>
-            <w:shd w:fill="EAF0F8"/>
+            <w:shd w:fill="D9E2F3"/>
           </w:tcPr>
           <w:p>
             <w:pPr>
@@ -244,7 +193,7 @@
               <w:bottom w:w="100" w:type="dxa"/>
               <w:end w:w="120" w:type="dxa"/>
             </w:tcMar>
-            <w:shd w:fill="D9E2F3"/>
+            <w:shd w:fill="EAF0F8"/>
           </w:tcPr>
           <w:p>
             <w:pPr>
@@ -295,7 +244,7 @@
               <w:bottom w:w="100" w:type="dxa"/>
               <w:end w:w="120" w:type="dxa"/>
             </w:tcMar>
-            <w:shd w:fill="EAF0F8"/>
+            <w:shd w:fill="D9E2F3"/>
           </w:tcPr>
           <w:p>
             <w:pPr>
@@ -346,7 +295,7 @@
               <w:bottom w:w="100" w:type="dxa"/>
               <w:end w:w="120" w:type="dxa"/>
             </w:tcMar>
-            <w:shd w:fill="D9E2F3"/>
+            <w:shd w:fill="EAF0F8"/>
           </w:tcPr>
           <w:p>
             <w:pPr>
@@ -397,7 +346,7 @@
               <w:bottom w:w="100" w:type="dxa"/>
               <w:end w:w="120" w:type="dxa"/>
             </w:tcMar>
-            <w:shd w:fill="EAF0F8"/>
+            <w:shd w:fill="D9E2F3"/>
           </w:tcPr>
           <w:p>
             <w:pPr>
@@ -448,7 +397,7 @@
               <w:bottom w:w="100" w:type="dxa"/>
               <w:end w:w="120" w:type="dxa"/>
             </w:tcMar>
-            <w:shd w:fill="D9E2F3"/>
+            <w:shd w:fill="EAF0F8"/>
           </w:tcPr>
           <w:p>
             <w:pPr>
@@ -499,7 +448,7 @@
               <w:bottom w:w="100" w:type="dxa"/>
               <w:end w:w="120" w:type="dxa"/>
             </w:tcMar>
-            <w:shd w:fill="EAF0F8"/>
+            <w:shd w:fill="D9E2F3"/>
           </w:tcPr>
           <w:p>
             <w:pPr>
@@ -568,30 +517,22 @@
     </w:p>
     <w:p>
       <w:r>
-        <w:rPr>
-          <w:b/>
-        </w:rPr>
-        <w:t>规则条款：疑似L3/L4泄露15分钟内报告SOC。该条款的适用对象、条件和证据应结合本章上下文判断，不得脱离有效版本单独引用。</w:t>
+        <w:t>标准流程依次为受理、完整性检查、业务判断、授权决定、执行和归档。Security On-call提交目的与范围事项后，System Owner先核对范围与前置条件，再在访问控制平台记录结论；未通过的事项应一次性列明缺口。批准仅对载明的对象和期限有效，范围变化、金额跨档或关键条件变化时应重新进入审批。流程中的等待、退回和补正也属于办理过程，系统记录应保留原时间顺序，不得通过重新发起掩盖曾经的缺口。</w:t>
       </w:r>
     </w:p>
     <w:p>
       <w:r>
-        <w:t>标准流程依次为受理、完整性检查、业务判断、授权决定、执行和归档。Security On-call提交访问申请后，System Owner先核对范围与前置条件，再在访问控制平台记录结论；未通过的事项应一次性列明缺口。批准仅对载明的对象和期限有效，范围变化、金额跨档或关键条件变化时应重新进入审批。流程中的等待、退回和补正也属于办理过程，系统记录应保留原时间顺序，不得通过重新发起掩盖曾经的缺口。</w:t>
+        <w:t>遇到系统短时不可用，可使用本文件明确的例外路径，但不得据此降低实质控制。经办人应写明不能走标准流程的原因、风险缓解措施和恢复标准，由System Owner限定期限并复核。涉及目的与范围的适用条件、责任边界或版本口径被混淆或职责冲突的事项不得口头追认；紧急办理结束后应补齐目的与范围办理记录并登记复盘结论。例外决定只对本次载明事项有效，不自动形成惯例；同类例外反复出现时，应由归口部门评估是否修订制度。</w:t>
       </w:r>
     </w:p>
     <w:p>
       <w:r>
-        <w:t>遇到系统短时不可用，可使用本文件明确的例外路径，但不得据此降低实质控制。经办人应写明不能走标准流程的原因、风险缓解措施和恢复标准，由System Owner限定期限并复核。涉及非授权披露或职责冲突的事项不得口头追认；紧急办理结束后应补齐交接清单并登记复盘结论。例外决定只对本次载明事项有效，不自动形成惯例；同类例外反复出现时，应由归口部门评估是否修订制度。</w:t>
+        <w:t>引用其他制度时，应同时记录文件编号、版本和生效日期；存在新旧口径差异的，以明确的替代、覆盖关系及事项发生时间判定。归档附件包括目的与范围事项原件、审批链、目的与范围办理记录、必要的核验截图和例外说明，并按SOC工单的保留规则存放。抽查样本中的无关批注、旧模板页眉和测试数据属于背景噪声，不得被当作正式规则或新的授权依据。附件索引应能从正文条款追溯到具体材料，复印件或导出件需标注来源；与结论无关的个人信息应按最小必要原则遮蔽。</w:t>
       </w:r>
     </w:p>
     <w:p>
       <w:r>
-        <w:t>访问审查必须区分OA权限、GitLab权限、普通数据库权限、生产数据库只读权限、生产数据库写权限和采购审批权限，尤其不得用普通系统授权替代敏感生产访问审批。</w:t>
-      </w:r>
-    </w:p>
-    <w:p>
-      <w:r>
-        <w:t>“目的与范围”适用于围绕加密密钥发生的申请、审核、执行和复核活动。本节所称有效记录，是指能够说明责任人、业务目的、适用期间、金额或权限范围以及最终决定的材料。数据所有者应先确认对象和有效版本；口头沟通、聊天截图或历史表单均不能单独构成办理依据。如事项同时受多个制度约束，应先确定主责文件，再把其他文件作为补充条件列入办理清单，不能择一规避。</w:t>
+        <w:t>“目的与范围”适用于围绕目的与范围事项发生的申请、审核、执行和复核活动。本节所称有效记录，是指能够说明责任人、业务目的、适用期间、金额或权限范围以及最终决定的材料。数据所有者应先确认对象和有效版本；口头沟通、聊天截图或历史表单均不能单独构成办理依据。如事项同时受多个制度约束，应先确定主责文件，再把其他文件作为补充条件列入办理清单，不能择一规避。</w:t>
       </w:r>
     </w:p>
     <w:p>
@@ -625,22 +566,22 @@
     </w:p>
     <w:p>
       <w:r>
-        <w:t>遇到跨部门协同，可使用本文件明确的例外路径，但不得据此降低实质控制。经办人应写明不能走标准流程的原因、风险缓解措施和恢复标准，由Security On-call限定期限并复核。涉及越权访问或职责冲突的事项不得口头追认；紧急办理结束后应补齐复核意见并登记复盘结论。例外决定只对本次载明事项有效，不自动形成惯例；同类例外反复出现时，应由归口部门评估是否修订制度。</w:t>
+        <w:t>遇到紧急情况，可使用本文件明确的例外路径，但不得据此降低实质控制。经办人应写明不能走标准流程的原因、风险缓解措施和恢复标准，由Security On-call限定期限并复核。涉及发现的适用条件、责任边界或版本口径被混淆或职责冲突的事项不得口头追认；紧急办理结束后应补齐发现办理记录并登记复盘结论。例外决定只对本次载明事项有效，不自动形成惯例；同类例外反复出现时，应由归口部门评估是否修订制度。</w:t>
       </w:r>
     </w:p>
     <w:p>
       <w:r>
-        <w:t>引用其他制度时，应同时记录文件编号、版本和生效日期；存在新旧口径差异的，以明确的替代、覆盖关系及事项发生时间判定。归档附件包括事件记录原件、审批链、复核意见、必要的核验截图和例外说明，并按访问控制平台的保留规则存放。抽查样本中的无关批注、旧模板页眉和测试数据属于背景噪声，不得被当作正式规则或新的授权依据。附件索引应能从正文条款追溯到具体材料，复印件或导出件需标注来源；与结论无关的个人信息应按最小必要原则遮蔽。</w:t>
+        <w:t>引用其他制度时，应同时记录文件编号、版本和生效日期；存在新旧口径差异的，以明确的替代、覆盖关系及事项发生时间判定。归档附件包括发现事项原件、审批链、发现办理记录、必要的核验截图和例外说明，并按访问控制平台的保留规则存放。抽查样本中的无关批注、旧模板页眉和测试数据属于背景噪声，不得被当作正式规则或新的授权依据。附件索引应能从正文条款追溯到具体材料，复印件或导出件需标注来源；与结论无关的个人信息应按最小必要原则遮蔽。</w:t>
       </w:r>
     </w:p>
     <w:p>
       <w:r>
-        <w:t>“发现”适用于围绕证据副本发生的申请、审核、执行和复核活动。本节所称有效记录，是指能够说明责任人、业务目的、适用期间、金额或权限范围以及最终决定的材料。SOC分析员应先确认对象和有效版本；口头沟通、聊天截图或历史表单均不能单独构成办理依据。如事项同时受多个制度约束，应先确定主责文件，再把其他文件作为补充条件列入办理清单，不能择一规避。</w:t>
+        <w:t>“发现”适用于围绕发现事项发生的申请、审核、执行和复核活动。本节所称有效记录，是指能够说明责任人、业务目的、适用期间、金额或权限范围以及最终决定的材料。SOC分析员应先确认对象和有效版本；口头沟通、聊天截图或历史表单均不能单独构成办理依据。如事项同时受多个制度约束，应先确定主责文件，再把其他文件作为补充条件列入办理清单，不能择一规避。</w:t>
       </w:r>
     </w:p>
     <w:p>
       <w:r>
-        <w:t>职责分工上，DBA负责对例外原因进行书面说明并保证材料真实完整，SOC分析员通过数据目录实施凭证校验。申请、批准、执行与复核应由相互独立的角色承担；同一人员临时代办时，必须在留痕附件中写明授权来源、期限与后续复核人，避免因越权访问形成无人负责的控制空档。岗位变动、代理审批或跨组织协作不改变原职责边界；临时授权到期后，数据目录应恢复常规责任链。</w:t>
+        <w:t>职责分工上，DBA负责在办理前确认适用范围和有效版本并保证材料真实完整，SOC分析员通过审计平台实施双人复核。申请、批准、执行与复核应由相互独立的角色承担；同一人员临时代办时，必须在发现办理记录中写明授权来源、期限与后续复核人，避免因发现的适用条件、责任边界或版本口径被混淆形成无人负责的控制空档。岗位变动、代理审批或跨组织协作不改变原职责边界；临时授权到期后，审计平台应恢复常规责任链。</w:t>
       </w:r>
     </w:p>
     <w:p>
@@ -669,27 +610,27 @@
         <w:rPr>
           <w:b/>
         </w:rPr>
-        <w:t>规则条款：安全事件先隔离风险并保留证据。该条款的适用对象、条件和证据应结合本章上下文判断，不得脱离有效版本单独引用。</w:t>
+        <w:t>规则条款：疑似L3/L4泄露15分钟内报告SOC。该条款的适用对象、条件和证据应结合本章上下文判断，不得脱离有效版本单独引用。</w:t>
       </w:r>
     </w:p>
     <w:p>
       <w:r>
-        <w:t>引用其他制度时，应同时记录文件编号、版本和生效日期；存在新旧口径差异的，以明确的替代、覆盖关系及事项发生时间判定。归档附件包括审计日志原件、审批链、时间线、必要的核验截图和例外说明，并按审计平台的保留规则存放。抽查样本中的无关批注、旧模板页眉和测试数据属于背景噪声，不得被当作正式规则或新的授权依据。附件索引应能从正文条款追溯到具体材料，复印件或导出件需标注来源；与结论无关的个人信息应按最小必要原则遮蔽。</w:t>
+        <w:t>引用其他制度时，应同时记录文件编号、版本和生效日期；存在新旧口径差异的，以明确的替代、覆盖关系及事项发生时间判定。归档附件包括报告事项原件、审批链、报告办理记录、必要的核验截图和例外说明，并按SOC工单的保留规则存放。抽查样本中的无关批注、旧模板页眉和测试数据属于背景噪声，不得被当作正式规则或新的授权依据。附件索引应能从正文条款追溯到具体材料，复印件或导出件需标注来源；与结论无关的个人信息应按最小必要原则遮蔽。</w:t>
       </w:r>
     </w:p>
     <w:p>
       <w:r>
-        <w:t>“报告”适用于围绕审计日志发生的申请、审核、执行和复核活动。本节所称有效记录，是指能够说明责任人、业务目的、适用期间、金额或权限范围以及最终决定的材料。Security On-call应先确认对象和有效版本；口头沟通、聊天截图或历史表单均不能单独构成办理依据。如事项同时受多个制度约束，应先确定主责文件，再把其他文件作为补充条件列入办理清单，不能择一规避。</w:t>
+        <w:t>“报告”适用于围绕报告事项发生的申请、审核、执行和复核活动。本节所称有效记录，是指能够说明责任人、业务目的、适用期间、金额或权限范围以及最终决定的材料。Security On-call应先确认对象和有效版本；口头沟通、聊天截图或历史表单均不能单独构成办理依据。如事项同时受多个制度约束，应先确定主责文件，再把其他文件作为补充条件列入办理清单，不能择一规避。</w:t>
       </w:r>
     </w:p>
     <w:p>
       <w:r>
-        <w:t>职责分工上，Security On-call负责按照职责分工提交完整材料并保证材料真实完整，数据所有者通过访问控制平台实施凭证校验。申请、批准、执行与复核应由相互独立的角色承担；同一人员临时代办时，必须在交接清单中写明授权来源、期限与后续复核人，避免因越权访问形成无人负责的控制空档。岗位变动、代理审批或跨组织协作不改变原职责边界；临时授权到期后，访问控制平台应恢复常规责任链。</w:t>
+        <w:t>职责分工上，Security On-call负责在办理前确认适用范围和有效版本并保证材料真实完整，数据所有者通过访问控制平台实施到期复查。申请、批准、执行与复核应由相互独立的角色承担；同一人员临时代办时，必须在报告办理记录中写明授权来源、期限与后续复核人，避免因报告的适用条件、责任边界或版本口径被混淆形成无人负责的控制空档。岗位变动、代理审批或跨组织协作不改变原职责边界；临时授权到期后，访问控制平台应恢复常规责任链。</w:t>
       </w:r>
     </w:p>
     <w:p>
       <w:r>
-        <w:t>标准流程依次为受理、完整性检查、业务判断、授权决定、执行和归档。SOC分析员提交数据资产后，Security On-call先核对范围与前置条件，再在审计平台记录结论；未通过的事项应一次性列明缺口。批准仅对载明的对象和期限有效，范围变化、金额跨档或关键条件变化时应重新进入审批。流程中的等待、退回和补正也属于办理过程，系统记录应保留原时间顺序，不得通过重新发起掩盖曾经的缺口。</w:t>
+        <w:t>标准流程依次为受理、完整性检查、业务判断、授权决定、执行和归档。SOC分析员提交报告事项后，Security On-call先核对范围与前置条件，再在数据目录记录结论；未通过的事项应一次性列明缺口。批准仅对载明的对象和期限有效，范围变化、金额跨档或关键条件变化时应重新进入审批。流程中的等待、退回和补正也属于办理过程，系统记录应保留原时间顺序，不得通过重新发起掩盖曾经的缺口。</w:t>
       </w:r>
     </w:p>
     <w:p>
@@ -715,22 +656,30 @@
     </w:p>
     <w:p>
       <w:r>
-        <w:t>“隔离”适用于围绕证据副本发生的申请、审核、执行和复核活动。本节所称有效记录，是指能够说明责任人、业务目的、适用期间、金额或权限范围以及最终决定的材料。SOC分析员应先确认对象和有效版本；口头沟通、聊天截图或历史表单均不能单独构成办理依据。如事项同时受多个制度约束，应先确定主责文件，再把其他文件作为补充条件列入办理清单，不能择一规避。</w:t>
+        <w:rPr>
+          <w:b/>
+        </w:rPr>
+        <w:t>规则条款：安全事件先隔离风险并保留证据。该条款的适用对象、条件和证据应结合本章上下文判断，不得脱离有效版本单独引用。</w:t>
       </w:r>
     </w:p>
     <w:p>
       <w:r>
-        <w:t>职责分工上，SOC分析员负责在批准后方可进入下一处理环节并保证材料真实完整，Security On-call通过访问控制平台实施系统留痕。申请、批准、执行与复核应由相互独立的角色承担；同一人员临时代办时，必须在复核意见中写明授权来源、期限与后续复核人，避免因越权访问形成无人负责的控制空档。岗位变动、代理审批或跨组织协作不改变原职责边界；临时授权到期后，访问控制平台应恢复常规责任链。</w:t>
+        <w:t>“隔离”适用于围绕隔离事项发生的申请、审核、执行和复核活动。本节所称有效记录，是指能够说明责任人、业务目的、适用期间、金额或权限范围以及最终决定的材料。SOC分析员应先确认对象和有效版本；口头沟通、聊天截图或历史表单均不能单独构成办理依据。如事项同时受多个制度约束，应先确定主责文件，再把其他文件作为补充条件列入办理清单，不能择一规避。</w:t>
       </w:r>
     </w:p>
     <w:p>
       <w:r>
-        <w:t>标准流程依次为受理、完整性检查、业务判断、授权决定、执行和归档。Security On-call提交证据副本后，SOC分析员先核对范围与前置条件，再在审计平台记录结论；未通过的事项应一次性列明缺口。批准仅对载明的对象和期限有效，范围变化、金额跨档或关键条件变化时应重新进入审批。流程中的等待、退回和补正也属于办理过程，系统记录应保留原时间顺序，不得通过重新发起掩盖曾经的缺口。</w:t>
+        <w:t>职责分工上，SOC分析员负责按照职责分工提交完整材料并保证材料真实完整，Security On-call通过SOC工单实施双人复核。申请、批准、执行与复核应由相互独立的角色承担；同一人员临时代办时，必须在隔离办理记录中写明授权来源、期限与后续复核人，避免因隔离的适用条件、责任边界或版本口径被混淆形成无人负责的控制空档。岗位变动、代理审批或跨组织协作不改变原职责边界；临时授权到期后，SOC工单应恢复常规责任链。</w:t>
       </w:r>
     </w:p>
     <w:p>
       <w:r>
-        <w:t>遇到跨部门协同，可使用本文件明确的例外路径，但不得据此降低实质控制。经办人应写明不能走标准流程的原因、风险缓解措施和恢复标准，由DBA限定期限并复核。涉及证据污染或职责冲突的事项不得口头追认；紧急办理结束后应补齐交接清单并登记复盘结论。例外决定只对本次载明事项有效，不自动形成惯例；同类例外反复出现时，应由归口部门评估是否修订制度。</w:t>
+        <w:t>标准流程依次为受理、完整性检查、业务判断、授权决定、执行和归档。Security On-call提交隔离事项后，SOC分析员先核对范围与前置条件，再在审计平台记录结论；未通过的事项应一次性列明缺口。批准仅对载明的对象和期限有效，范围变化、金额跨档或关键条件变化时应重新进入审批。流程中的等待、退回和补正也属于办理过程，系统记录应保留原时间顺序，不得通过重新发起掩盖曾经的缺口。</w:t>
+      </w:r>
+    </w:p>
+    <w:p>
+      <w:r>
+        <w:t>遇到历史资料迁移，可使用本文件明确的例外路径，但不得据此降低实质控制。经办人应写明不能走标准流程的原因、风险缓解措施和恢复标准，由DBA限定期限并复核。涉及隔离的适用条件、责任边界或版本口径被混淆或职责冲突的事项不得口头追认；紧急办理结束后应补齐隔离办理记录并登记复盘结论。例外决定只对本次载明事项有效，不自动形成惯例；同类例外反复出现时，应由归口部门评估是否修订制度。</w:t>
       </w:r>
     </w:p>
     <w:p>
@@ -756,22 +705,22 @@
     </w:p>
     <w:p>
       <w:r>
-        <w:t>职责分工上，Security On-call负责核对预算、权限与业务依据并保证材料真实完整，DBA通过数据目录实施双人复核。申请、批准、执行与复核应由相互独立的角色承担；同一人员临时代办时，必须在交接清单中写明授权来源、期限与后续复核人，避免因证据污染形成无人负责的控制空档。岗位变动、代理审批或跨组织协作不改变原职责边界；临时授权到期后，数据目录应恢复常规责任链。</w:t>
+        <w:t>职责分工上，Security On-call负责在办理前确认适用范围和有效版本并保证材料真实完整，DBA通过访问控制平台实施到期复查。申请、批准、执行与复核应由相互独立的角色承担；同一人员临时代办时，必须在证据保全办理记录中写明授权来源、期限与后续复核人，避免因证据保全的适用条件、责任边界或版本口径被混淆形成无人负责的控制空档。岗位变动、代理审批或跨组织协作不改变原职责边界；临时授权到期后，访问控制平台应恢复常规责任链。</w:t>
       </w:r>
     </w:p>
     <w:p>
       <w:r>
-        <w:t>标准流程依次为受理、完整性检查、业务判断、授权决定、执行和归档。System Owner提交加密密钥后，SOC分析员先核对范围与前置条件，再在SOC工单记录结论；未通过的事项应一次性列明缺口。批准仅对载明的对象和期限有效，范围变化、金额跨档或关键条件变化时应重新进入审批。流程中的等待、退回和补正也属于办理过程，系统记录应保留原时间顺序，不得通过重新发起掩盖曾经的缺口。</w:t>
+        <w:t>标准流程依次为受理、完整性检查、业务判断、授权决定、执行和归档。System Owner提交证据保全事项后，SOC分析员先核对范围与前置条件，再在SOC工单记录结论；未通过的事项应一次性列明缺口。批准仅对载明的对象和期限有效，范围变化、金额跨档或关键条件变化时应重新进入审批。流程中的等待、退回和补正也属于办理过程，系统记录应保留原时间顺序，不得通过重新发起掩盖曾经的缺口。</w:t>
       </w:r>
     </w:p>
     <w:p>
       <w:r>
-        <w:t>遇到历史资料迁移，可使用本文件明确的例外路径，但不得据此降低实质控制。经办人应写明不能走标准流程的原因、风险缓解措施和恢复标准，由System Owner限定期限并复核。涉及证据污染或职责冲突的事项不得口头追认；紧急办理结束后应补齐交接清单并登记复盘结论。例外决定只对本次载明事项有效，不自动形成惯例；同类例外反复出现时，应由归口部门评估是否修订制度。</w:t>
+        <w:t>遇到历史资料迁移，可使用本文件明确的例外路径，但不得据此降低实质控制。经办人应写明不能走标准流程的原因、风险缓解措施和恢复标准，由System Owner限定期限并复核。涉及证据保全的适用条件、责任边界或版本口径被混淆或职责冲突的事项不得口头追认；紧急办理结束后应补齐证据保全办理记录并登记复盘结论。例外决定只对本次载明事项有效，不自动形成惯例；同类例外反复出现时，应由归口部门评估是否修订制度。</w:t>
       </w:r>
     </w:p>
     <w:p>
       <w:r>
-        <w:t>引用其他制度时，应同时记录文件编号、版本和生效日期；存在新旧口径差异的，以明确的替代、覆盖关系及事项发生时间判定。归档附件包括访问申请原件、审批链、留痕附件、必要的核验截图和例外说明，并按SOC工单的保留规则存放。抽查样本中的无关批注、旧模板页眉和测试数据属于背景噪声，不得被当作正式规则或新的授权依据。附件索引应能从正文条款追溯到具体材料，复印件或导出件需标注来源；与结论无关的个人信息应按最小必要原则遮蔽。</w:t>
+        <w:t>引用其他制度时，应同时记录文件编号、版本和生效日期；存在新旧口径差异的，以明确的替代、覆盖关系及事项发生时间判定。归档附件包括证据保全事项原件、审批链、证据保全办理记录、必要的核验截图和例外说明，并按访问控制平台的保留规则存放。抽查样本中的无关批注、旧模板页眉和测试数据属于背景噪声，不得被当作正式规则或新的授权依据。附件索引应能从正文条款追溯到具体材料，复印件或导出件需标注来源；与结论无关的个人信息应按最小必要原则遮蔽。</w:t>
       </w:r>
     </w:p>
     <w:p>
@@ -797,22 +746,22 @@
     </w:p>
     <w:p>
       <w:r>
-        <w:t>标准流程依次为受理、完整性检查、业务判断、授权决定、执行和归档。数据所有者提交事件记录后，System Owner先核对范围与前置条件，再在审计平台记录结论；未通过的事项应一次性列明缺口。批准仅对载明的对象和期限有效，范围变化、金额跨档或关键条件变化时应重新进入审批。流程中的等待、退回和补正也属于办理过程，系统记录应保留原时间顺序，不得通过重新发起掩盖曾经的缺口。</w:t>
+        <w:t>标准流程依次为受理、完整性检查、业务判断、授权决定、执行和归档。数据所有者提交升级事项后，System Owner先核对范围与前置条件，再在审计平台记录结论；未通过的事项应一次性列明缺口。批准仅对载明的对象和期限有效，范围变化、金额跨档或关键条件变化时应重新进入审批。流程中的等待、退回和补正也属于办理过程，系统记录应保留原时间顺序，不得通过重新发起掩盖曾经的缺口。</w:t>
       </w:r>
     </w:p>
     <w:p>
       <w:r>
-        <w:t>遇到紧急情况，可使用本文件明确的例外路径，但不得据此降低实质控制。经办人应写明不能走标准流程的原因、风险缓解措施和恢复标准，由DBA限定期限并复核。涉及非授权披露或职责冲突的事项不得口头追认；紧急办理结束后应补齐时间线并登记复盘结论。例外决定只对本次载明事项有效，不自动形成惯例；同类例外反复出现时，应由归口部门评估是否修订制度。</w:t>
+        <w:t>遇到历史资料迁移，可使用本文件明确的例外路径，但不得据此降低实质控制。经办人应写明不能走标准流程的原因、风险缓解措施和恢复标准，由DBA限定期限并复核。涉及升级的适用条件、责任边界或版本口径被混淆或职责冲突的事项不得口头追认；紧急办理结束后应补齐升级办理记录并登记复盘结论。例外决定只对本次载明事项有效，不自动形成惯例；同类例外反复出现时，应由归口部门评估是否修订制度。</w:t>
       </w:r>
     </w:p>
     <w:p>
       <w:r>
-        <w:t>访问审查必须区分OA权限、GitLab权限、普通数据库权限、生产数据库只读权限、生产数据库写权限和采购审批权限，尤其不得用普通系统授权替代敏感生产访问审批。</w:t>
+        <w:t>引用其他制度时，应同时记录文件编号、版本和生效日期；存在新旧口径差异的，以明确的替代、覆盖关系及事项发生时间判定。归档附件包括升级事项原件、审批链、升级办理记录、必要的核验截图和例外说明，并按SOC工单的保留规则存放。抽查样本中的无关批注、旧模板页眉和测试数据属于背景噪声，不得被当作正式规则或新的授权依据。附件索引应能从正文条款追溯到具体材料，复印件或导出件需标注来源；与结论无关的个人信息应按最小必要原则遮蔽。</w:t>
       </w:r>
     </w:p>
     <w:p>
       <w:r>
-        <w:t>“升级”适用于围绕访问申请发生的申请、审核、执行和复核活动。本节所称有效记录，是指能够说明责任人、业务目的、适用期间、金额或权限范围以及最终决定的材料。System Owner应先确认对象和有效版本；口头沟通、聊天截图或历史表单均不能单独构成办理依据。如事项同时受多个制度约束，应先确定主责文件，再把其他文件作为补充条件列入办理清单，不能择一规避。</w:t>
+        <w:t>“升级”适用于围绕升级事项发生的申请、审核、执行和复核活动。本节所称有效记录，是指能够说明责任人、业务目的、适用期间、金额或权限范围以及最终决定的材料。System Owner应先确认对象和有效版本；口头沟通、聊天截图或历史表单均不能单独构成办理依据。如事项同时受多个制度约束，应先确定主责文件，再把其他文件作为补充条件列入办理清单，不能择一规避。</w:t>
       </w:r>
     </w:p>
     <w:p>
@@ -838,22 +787,22 @@
     </w:p>
     <w:p>
       <w:r>
-        <w:t>遇到境外或异地场景，可使用本文件明确的例外路径，但不得据此降低实质控制。经办人应写明不能走标准流程的原因、风险缓解措施和恢复标准，由Security On-call限定期限并复核。涉及权限超期或职责冲突的事项不得口头追认；紧急办理结束后应补齐操作日志并登记复盘结论。例外决定只对本次载明事项有效，不自动形成惯例；同类例外反复出现时，应由归口部门评估是否修订制度。</w:t>
+        <w:t>遇到跨部门协同，可使用本文件明确的例外路径，但不得据此降低实质控制。经办人应写明不能走标准流程的原因、风险缓解措施和恢复标准，由Security On-call限定期限并复核。涉及调查的适用条件、责任边界或版本口径被混淆或职责冲突的事项不得口头追认；紧急办理结束后应补齐调查办理记录并登记复盘结论。例外决定只对本次载明事项有效，不自动形成惯例；同类例外反复出现时，应由归口部门评估是否修订制度。</w:t>
       </w:r>
     </w:p>
     <w:p>
       <w:r>
-        <w:t>引用其他制度时，应同时记录文件编号、版本和生效日期；存在新旧口径差异的，以明确的替代、覆盖关系及事项发生时间判定。归档附件包括事件记录原件、审批链、复核意见、必要的核验截图和例外说明，并按审计平台的保留规则存放。抽查样本中的无关批注、旧模板页眉和测试数据属于背景噪声，不得被当作正式规则或新的授权依据。附件索引应能从正文条款追溯到具体材料，复印件或导出件需标注来源；与结论无关的个人信息应按最小必要原则遮蔽。</w:t>
+        <w:t>引用其他制度时，应同时记录文件编号、版本和生效日期；存在新旧口径差异的，以明确的替代、覆盖关系及事项发生时间判定。归档附件包括调查事项原件、审批链、调查办理记录、必要的核验截图和例外说明，并按审计平台的保留规则存放。抽查样本中的无关批注、旧模板页眉和测试数据属于背景噪声，不得被当作正式规则或新的授权依据。附件索引应能从正文条款追溯到具体材料，复印件或导出件需标注来源；与结论无关的个人信息应按最小必要原则遮蔽。</w:t>
       </w:r>
     </w:p>
     <w:p>
       <w:r>
-        <w:t>“调查”适用于围绕审计日志发生的申请、审核、执行和复核活动。本节所称有效记录，是指能够说明责任人、业务目的、适用期间、金额或权限范围以及最终决定的材料。System Owner应先确认对象和有效版本；口头沟通、聊天截图或历史表单均不能单独构成办理依据。如事项同时受多个制度约束，应先确定主责文件，再把其他文件作为补充条件列入办理清单，不能择一规避。</w:t>
+        <w:t>“调查”适用于围绕调查事项发生的申请、审核、执行和复核活动。本节所称有效记录，是指能够说明责任人、业务目的、适用期间、金额或权限范围以及最终决定的材料。System Owner应先确认对象和有效版本；口头沟通、聊天截图或历史表单均不能单独构成办理依据。如事项同时受多个制度约束，应先确定主责文件，再把其他文件作为补充条件列入办理清单，不能择一规避。</w:t>
       </w:r>
     </w:p>
     <w:p>
       <w:r>
-        <w:t>职责分工上，System Owner负责对例外原因进行书面说明并保证材料真实完整，Security On-call通过SOC工单实施凭证校验。申请、批准、执行与复核应由相互独立的角色承担；同一人员临时代办时，必须在复核意见中写明授权来源、期限与后续复核人，避免因非授权披露形成无人负责的控制空档。岗位变动、代理审批或跨组织协作不改变原职责边界；临时授权到期后，SOC工单应恢复常规责任链。</w:t>
+        <w:t>职责分工上，System Owner负责按照职责分工提交完整材料并保证材料真实完整，Security On-call通过SOC工单实施凭证校验。申请、批准、执行与复核应由相互独立的角色承担；同一人员临时代办时，必须在调查办理记录中写明授权来源、期限与后续复核人，避免因调查的适用条件、责任边界或版本口径被混淆形成无人负责的控制空档。岗位变动、代理审批或跨组织协作不改变原职责边界；临时授权到期后，SOC工单应恢复常规责任链。</w:t>
       </w:r>
     </w:p>
     <w:p>
@@ -1140,22 +1089,22 @@
     </w:p>
     <w:p>
       <w:r>
-        <w:t>引用其他制度时，应同时记录文件编号、版本和生效日期；存在新旧口径差异的，以明确的替代、覆盖关系及事项发生时间判定。归档附件包括证据副本原件、审批链、留痕附件、必要的核验截图和例外说明，并按审计平台的保留规则存放。抽查样本中的无关批注、旧模板页眉和测试数据属于背景噪声，不得被当作正式规则或新的授权依据。附件索引应能从正文条款追溯到具体材料，复印件或导出件需标注来源；与结论无关的个人信息应按最小必要原则遮蔽。</w:t>
+        <w:t>引用其他制度时，应同时记录文件编号、版本和生效日期；存在新旧口径差异的，以明确的替代、覆盖关系及事项发生时间判定。归档附件包括恢复事项原件、审批链、恢复办理记录、必要的核验截图和例外说明，并按审计平台的保留规则存放。抽查样本中的无关批注、旧模板页眉和测试数据属于背景噪声，不得被当作正式规则或新的授权依据。附件索引应能从正文条款追溯到具体材料，复印件或导出件需标注来源；与结论无关的个人信息应按最小必要原则遮蔽。</w:t>
       </w:r>
     </w:p>
     <w:p>
       <w:r>
-        <w:t>“恢复”适用于围绕事件记录发生的申请、审核、执行和复核活动。本节所称有效记录，是指能够说明责任人、业务目的、适用期间、金额或权限范围以及最终决定的材料。数据所有者应先确认对象和有效版本；口头沟通、聊天截图或历史表单均不能单独构成办理依据。如事项同时受多个制度约束，应先确定主责文件，再把其他文件作为补充条件列入办理清单，不能择一规避。</w:t>
+        <w:t>“恢复”适用于围绕恢复事项发生的申请、审核、执行和复核活动。本节所称有效记录，是指能够说明责任人、业务目的、适用期间、金额或权限范围以及最终决定的材料。数据所有者应先确认对象和有效版本；口头沟通、聊天截图或历史表单均不能单独构成办理依据。如事项同时受多个制度约束，应先确定主责文件，再把其他文件作为补充条件列入办理清单，不能择一规避。</w:t>
       </w:r>
     </w:p>
     <w:p>
       <w:r>
-        <w:t>职责分工上，DBA负责核对预算、权限与业务依据并保证材料真实完整，System Owner通过数据目录实施凭证校验。申请、批准、执行与复核应由相互独立的角色承担；同一人员临时代办时，必须在留痕附件中写明授权来源、期限与后续复核人，避免因越权访问形成无人负责的控制空档。岗位变动、代理审批或跨组织协作不改变原职责边界；临时授权到期后，数据目录应恢复常规责任链。</w:t>
+        <w:t>职责分工上，DBA负责在办理前确认适用范围和有效版本并保证材料真实完整，System Owner通过SOC工单实施双人复核。申请、批准、执行与复核应由相互独立的角色承担；同一人员临时代办时，必须在恢复办理记录中写明授权来源、期限与后续复核人，避免因恢复的适用条件、责任边界或版本口径被混淆形成无人负责的控制空档。岗位变动、代理审批或跨组织协作不改变原职责边界；临时授权到期后，SOC工单应恢复常规责任链。</w:t>
       </w:r>
     </w:p>
     <w:p>
       <w:r>
-        <w:t>标准流程依次为受理、完整性检查、业务判断、授权决定、执行和归档。SOC分析员提交数据资产后，数据所有者先核对范围与前置条件，再在SOC工单记录结论；未通过的事项应一次性列明缺口。批准仅对载明的对象和期限有效，范围变化、金额跨档或关键条件变化时应重新进入审批。流程中的等待、退回和补正也属于办理过程，系统记录应保留原时间顺序，不得通过重新发起掩盖曾经的缺口。</w:t>
+        <w:t>标准流程依次为受理、完整性检查、业务判断、授权决定、执行和归档。SOC分析员提交恢复事项后，数据所有者先核对范围与前置条件，再在数据目录记录结论；未通过的事项应一次性列明缺口。批准仅对载明的对象和期限有效，范围变化、金额跨档或关键条件变化时应重新进入审批。流程中的等待、退回和补正也属于办理过程，系统记录应保留原时间顺序，不得通过重新发起掩盖曾经的缺口。</w:t>
       </w:r>
     </w:p>
     <w:p>
@@ -1181,22 +1130,22 @@
     </w:p>
     <w:p>
       <w:r>
-        <w:t>“复盘”适用于围绕数据资产发生的申请、审核、执行和复核活动。本节所称有效记录，是指能够说明责任人、业务目的、适用期间、金额或权限范围以及最终决定的材料。SOC分析员应先确认对象和有效版本；口头沟通、聊天截图或历史表单均不能单独构成办理依据。如事项同时受多个制度约束，应先确定主责文件，再把其他文件作为补充条件列入办理清单，不能择一规避。</w:t>
+        <w:t>“复盘”适用于围绕复盘事项发生的申请、审核、执行和复核活动。本节所称有效记录，是指能够说明责任人、业务目的、适用期间、金额或权限范围以及最终决定的材料。SOC分析员应先确认对象和有效版本；口头沟通、聊天截图或历史表单均不能单独构成办理依据。如事项同时受多个制度约束，应先确定主责文件，再把其他文件作为补充条件列入办理清单，不能择一规避。</w:t>
       </w:r>
     </w:p>
     <w:p>
       <w:r>
-        <w:t>职责分工上，数据所有者负责核对预算、权限与业务依据并保证材料真实完整，DBA通过访问控制平台实施凭证校验。申请、批准、执行与复核应由相互独立的角色承担；同一人员临时代办时，必须在审批记录中写明授权来源、期限与后续复核人，避免因非授权披露形成无人负责的控制空档。岗位变动、代理审批或跨组织协作不改变原职责边界；临时授权到期后，访问控制平台应恢复常规责任链。</w:t>
+        <w:t>职责分工上，数据所有者负责按照职责分工提交完整材料并保证材料真实完整，DBA通过审计平台实施分级审批。申请、批准、执行与复核应由相互独立的角色承担；同一人员临时代办时，必须在复盘办理记录中写明授权来源、期限与后续复核人，避免因复盘的适用条件、责任边界或版本口径被混淆形成无人负责的控制空档。岗位变动、代理审批或跨组织协作不改变原职责边界；临时授权到期后，审计平台应恢复常规责任链。</w:t>
       </w:r>
     </w:p>
     <w:p>
       <w:r>
-        <w:t>标准流程依次为受理、完整性检查、业务判断、授权决定、执行和归档。数据所有者提交证据副本后，DBA先核对范围与前置条件，再在SOC工单记录结论；未通过的事项应一次性列明缺口。批准仅对载明的对象和期限有效，范围变化、金额跨档或关键条件变化时应重新进入审批。流程中的等待、退回和补正也属于办理过程，系统记录应保留原时间顺序，不得通过重新发起掩盖曾经的缺口。</w:t>
+        <w:t>标准流程依次为受理、完整性检查、业务判断、授权决定、执行和归档。数据所有者提交复盘事项后，DBA先核对范围与前置条件，再在审计平台记录结论；未通过的事项应一次性列明缺口。批准仅对载明的对象和期限有效，范围变化、金额跨档或关键条件变化时应重新进入审批。流程中的等待、退回和补正也属于办理过程，系统记录应保留原时间顺序，不得通过重新发起掩盖曾经的缺口。</w:t>
       </w:r>
     </w:p>
     <w:p>
       <w:r>
-        <w:t>遇到紧急情况，可使用本文件明确的例外路径，但不得据此降低实质控制。经办人应写明不能走标准流程的原因、风险缓解措施和恢复标准，由数据所有者限定期限并复核。涉及越权访问或职责冲突的事项不得口头追认；紧急办理结束后应补齐操作日志并登记复盘结论。例外决定只对本次载明事项有效，不自动形成惯例；同类例外反复出现时，应由归口部门评估是否修订制度。</w:t>
+        <w:t>遇到紧急情况，可使用本文件明确的例外路径，但不得据此降低实质控制。经办人应写明不能走标准流程的原因、风险缓解措施和恢复标准，由数据所有者限定期限并复核。涉及复盘的适用条件、责任边界或版本口径被混淆或职责冲突的事项不得口头追认；紧急办理结束后应补齐复盘办理记录并登记复盘结论。例外决定只对本次载明事项有效，不自动形成惯例；同类例外反复出现时，应由归口部门评估是否修订制度。</w:t>
       </w:r>
     </w:p>
     <w:p>
@@ -1222,22 +1171,22 @@
     </w:p>
     <w:p>
       <w:r>
-        <w:t>职责分工上，数据所有者负责在批准后方可进入下一处理环节并保证材料真实完整，SOC分析员通过审计平台实施分级审批。申请、批准、执行与复核应由相互独立的角色承担；同一人员临时代办时，必须在留痕附件中写明授权来源、期限与后续复核人，避免因非授权披露形成无人负责的控制空档。岗位变动、代理审批或跨组织协作不改变原职责边界；临时授权到期后，审计平台应恢复常规责任链。</w:t>
+        <w:t>职责分工上，数据所有者负责核对预算、权限与业务依据并保证材料真实完整，SOC分析员通过审计平台实施分级审批。申请、批准、执行与复核应由相互独立的角色承担；同一人员临时代办时，必须在演练与附录办理记录中写明授权来源、期限与后续复核人，避免因演练与附录的适用条件、责任边界或版本口径被混淆形成无人负责的控制空档。岗位变动、代理审批或跨组织协作不改变原职责边界；临时授权到期后，审计平台应恢复常规责任链。</w:t>
       </w:r>
     </w:p>
     <w:p>
       <w:r>
-        <w:t>标准流程依次为受理、完整性检查、业务判断、授权决定、执行和归档。DBA提交事件记录后，Security On-call先核对范围与前置条件，再在访问控制平台记录结论；未通过的事项应一次性列明缺口。批准仅对载明的对象和期限有效，范围变化、金额跨档或关键条件变化时应重新进入审批。流程中的等待、退回和补正也属于办理过程，系统记录应保留原时间顺序，不得通过重新发起掩盖曾经的缺口。</w:t>
+        <w:t>标准流程依次为受理、完整性检查、业务判断、授权决定、执行和归档。DBA提交演练与附录事项后，Security On-call先核对范围与前置条件，再在访问控制平台记录结论；未通过的事项应一次性列明缺口。批准仅对载明的对象和期限有效，范围变化、金额跨档或关键条件变化时应重新进入审批。流程中的等待、退回和补正也属于办理过程，系统记录应保留原时间顺序，不得通过重新发起掩盖曾经的缺口。</w:t>
       </w:r>
     </w:p>
     <w:p>
       <w:r>
-        <w:t>遇到紧急情况，可使用本文件明确的例外路径，但不得据此降低实质控制。经办人应写明不能走标准流程的原因、风险缓解措施和恢复标准，由DBA限定期限并复核。涉及越权访问或职责冲突的事项不得口头追认；紧急办理结束后应补齐时间线并登记复盘结论。例外决定只对本次载明事项有效，不自动形成惯例；同类例外反复出现时，应由归口部门评估是否修订制度。</w:t>
+        <w:t>遇到历史资料迁移，可使用本文件明确的例外路径，但不得据此降低实质控制。经办人应写明不能走标准流程的原因、风险缓解措施和恢复标准，由DBA限定期限并复核。涉及演练与附录的适用条件、责任边界或版本口径被混淆或职责冲突的事项不得口头追认；紧急办理结束后应补齐演练与附录办理记录并登记复盘结论。例外决定只对本次载明事项有效，不自动形成惯例；同类例外反复出现时，应由归口部门评估是否修订制度。</w:t>
       </w:r>
     </w:p>
     <w:p>
       <w:r>
-        <w:t>引用其他制度时，应同时记录文件编号、版本和生效日期；存在新旧口径差异的，以明确的替代、覆盖关系及事项发生时间判定。归档附件包括访问申请原件、审批链、复核意见、必要的核验截图和例外说明，并按审计平台的保留规则存放。抽查样本中的无关批注、旧模板页眉和测试数据属于背景噪声，不得被当作正式规则或新的授权依据。附件索引应能从正文条款追溯到具体材料，复印件或导出件需标注来源；与结论无关的个人信息应按最小必要原则遮蔽。</w:t>
+        <w:t>引用其他制度时，应同时记录文件编号、版本和生效日期；存在新旧口径差异的，以明确的替代、覆盖关系及事项发生时间判定。归档附件包括演练与附录事项原件、审批链、演练与附录办理记录、必要的核验截图和例外说明，并按访问控制平台的保留规则存放。抽查样本中的无关批注、旧模板页眉和测试数据属于背景噪声，不得被当作正式规则或新的授权依据。附件索引应能从正文条款追溯到具体材料，复印件或导出件需标注来源；与结论无关的个人信息应按最小必要原则遮蔽。</w:t>
       </w:r>
     </w:p>
     <w:p>
@@ -1263,22 +1212,22 @@
     </w:p>
     <w:p>
       <w:r>
-        <w:t>标准流程依次为受理、完整性检查、业务判断、授权决定、执行和归档。DBA提交证据副本后，System Owner先核对范围与前置条件，再在SOC工单记录结论；未通过的事项应一次性列明缺口。批准仅对载明的对象和期限有效，范围变化、金额跨档或关键条件变化时应重新进入审批。流程中的等待、退回和补正也属于办理过程，系统记录应保留原时间顺序，不得通过重新发起掩盖曾经的缺口。</w:t>
+        <w:t>标准流程依次为受理、完整性检查、业务判断、授权决定、执行和归档。DBA提交目的与范围事项后，System Owner先核对范围与前置条件，再在审计平台记录结论；未通过的事项应一次性列明缺口。批准仅对载明的对象和期限有效，范围变化、金额跨档或关键条件变化时应重新进入审批。流程中的等待、退回和补正也属于办理过程，系统记录应保留原时间顺序，不得通过重新发起掩盖曾经的缺口。</w:t>
       </w:r>
     </w:p>
     <w:p>
       <w:r>
-        <w:t>遇到跨部门协同，可使用本文件明确的例外路径，但不得据此降低实质控制。经办人应写明不能走标准流程的原因、风险缓解措施和恢复标准，由System Owner限定期限并复核。涉及权限超期或职责冲突的事项不得口头追认；紧急办理结束后应补齐审批记录并登记复盘结论。例外决定只对本次载明事项有效，不自动形成惯例；同类例外反复出现时，应由归口部门评估是否修订制度。</w:t>
+        <w:t>遇到紧急情况，可使用本文件明确的例外路径，但不得据此降低实质控制。经办人应写明不能走标准流程的原因、风险缓解措施和恢复标准，由System Owner限定期限并复核。涉及目的与范围的适用条件、责任边界或版本口径被混淆或职责冲突的事项不得口头追认；紧急办理结束后应补齐目的与范围办理记录并登记复盘结论。例外决定只对本次载明事项有效，不自动形成惯例；同类例外反复出现时，应由归口部门评估是否修订制度。</w:t>
       </w:r>
     </w:p>
     <w:p>
       <w:r>
-        <w:t>访问审查必须区分OA权限、GitLab权限、普通数据库权限、生产数据库只读权限、生产数据库写权限和采购审批权限，尤其不得用普通系统授权替代敏感生产访问审批。</w:t>
+        <w:t>引用其他制度时，应同时记录文件编号、版本和生效日期；存在新旧口径差异的，以明确的替代、覆盖关系及事项发生时间判定。归档附件包括目的与范围事项原件、审批链、目的与范围办理记录、必要的核验截图和例外说明，并按数据目录的保留规则存放。抽查样本中的无关批注、旧模板页眉和测试数据属于背景噪声，不得被当作正式规则或新的授权依据。附件索引应能从正文条款追溯到具体材料，复印件或导出件需标注来源；与结论无关的个人信息应按最小必要原则遮蔽。</w:t>
       </w:r>
     </w:p>
     <w:p>
       <w:r>
-        <w:t>“目的与范围”适用于围绕访问申请发生的申请、审核、执行和复核活动。本节所称有效记录，是指能够说明责任人、业务目的、适用期间、金额或权限范围以及最终决定的材料。SOC分析员应先确认对象和有效版本；口头沟通、聊天截图或历史表单均不能单独构成办理依据。如事项同时受多个制度约束，应先确定主责文件，再把其他文件作为补充条件列入办理清单，不能择一规避。</w:t>
+        <w:t>“目的与范围”适用于围绕目的与范围事项发生的申请、审核、执行和复核活动。本节所称有效记录，是指能够说明责任人、业务目的、适用期间、金额或权限范围以及最终决定的材料。SOC分析员应先确认对象和有效版本；口头沟通、聊天截图或历史表单均不能单独构成办理依据。如事项同时受多个制度约束，应先确定主责文件，再把其他文件作为补充条件列入办理清单，不能择一规避。</w:t>
       </w:r>
     </w:p>
     <w:p>
@@ -1304,22 +1253,22 @@
     </w:p>
     <w:p>
       <w:r>
-        <w:t>遇到历史资料迁移，可使用本文件明确的例外路径，但不得据此降低实质控制。经办人应写明不能走标准流程的原因、风险缓解措施和恢复标准，由DBA限定期限并复核。涉及权限超期或职责冲突的事项不得口头追认；紧急办理结束后应补齐交接清单并登记复盘结论。例外决定只对本次载明事项有效，不自动形成惯例；同类例外反复出现时，应由归口部门评估是否修订制度。</w:t>
+        <w:t>遇到境外或异地场景，可使用本文件明确的例外路径，但不得据此降低实质控制。经办人应写明不能走标准流程的原因、风险缓解措施和恢复标准，由DBA限定期限并复核。涉及发现的适用条件、责任边界或版本口径被混淆或职责冲突的事项不得口头追认；紧急办理结束后应补齐发现办理记录并登记复盘结论。例外决定只对本次载明事项有效，不自动形成惯例；同类例外反复出现时，应由归口部门评估是否修订制度。</w:t>
       </w:r>
     </w:p>
     <w:p>
       <w:r>
-        <w:t>引用其他制度时，应同时记录文件编号、版本和生效日期；存在新旧口径差异的，以明确的替代、覆盖关系及事项发生时间判定。归档附件包括事件记录原件、审批链、审批记录、必要的核验截图和例外说明，并按审计平台的保留规则存放。抽查样本中的无关批注、旧模板页眉和测试数据属于背景噪声，不得被当作正式规则或新的授权依据。附件索引应能从正文条款追溯到具体材料，复印件或导出件需标注来源；与结论无关的个人信息应按最小必要原则遮蔽。</w:t>
+        <w:t>引用其他制度时，应同时记录文件编号、版本和生效日期；存在新旧口径差异的，以明确的替代、覆盖关系及事项发生时间判定。归档附件包括发现事项原件、审批链、发现办理记录、必要的核验截图和例外说明，并按审计平台的保留规则存放。抽查样本中的无关批注、旧模板页眉和测试数据属于背景噪声，不得被当作正式规则或新的授权依据。附件索引应能从正文条款追溯到具体材料，复印件或导出件需标注来源；与结论无关的个人信息应按最小必要原则遮蔽。</w:t>
       </w:r>
     </w:p>
     <w:p>
       <w:r>
-        <w:t>“发现”适用于围绕访问申请发生的申请、审核、执行和复核活动。本节所称有效记录，是指能够说明责任人、业务目的、适用期间、金额或权限范围以及最终决定的材料。System Owner应先确认对象和有效版本；口头沟通、聊天截图或历史表单均不能单独构成办理依据。如事项同时受多个制度约束，应先确定主责文件，再把其他文件作为补充条件列入办理清单，不能择一规避。</w:t>
+        <w:t>“发现”适用于围绕发现事项发生的申请、审核、执行和复核活动。本节所称有效记录，是指能够说明责任人、业务目的、适用期间、金额或权限范围以及最终决定的材料。System Owner应先确认对象和有效版本；口头沟通、聊天截图或历史表单均不能单独构成办理依据。如事项同时受多个制度约束，应先确定主责文件，再把其他文件作为补充条件列入办理清单，不能择一规避。</w:t>
       </w:r>
     </w:p>
     <w:p>
       <w:r>
-        <w:t>职责分工上，数据所有者负责核对预算、权限与业务依据并保证材料真实完整，System Owner通过访问控制平台实施到期复查。申请、批准、执行与复核应由相互独立的角色承担；同一人员临时代办时，必须在留痕附件中写明授权来源、期限与后续复核人，避免因非授权披露形成无人负责的控制空档。岗位变动、代理审批或跨组织协作不改变原职责边界；临时授权到期后，访问控制平台应恢复常规责任链。</w:t>
+        <w:t>职责分工上，数据所有者负责按照职责分工提交完整材料并保证材料真实完整，System Owner通过审计平台实施分级审批。申请、批准、执行与复核应由相互独立的角色承担；同一人员临时代办时，必须在发现办理记录中写明授权来源、期限与后续复核人，避免因发现的适用条件、责任边界或版本口径被混淆形成无人负责的控制空档。岗位变动、代理审批或跨组织协作不改变原职责边界；临时授权到期后，审计平台应恢复常规责任链。</w:t>
       </w:r>
     </w:p>
     <w:p>
@@ -1345,22 +1294,22 @@
     </w:p>
     <w:p>
       <w:r>
-        <w:t>引用其他制度时，应同时记录文件编号、版本和生效日期；存在新旧口径差异的，以明确的替代、覆盖关系及事项发生时间判定。归档附件包括审计日志原件、审批链、复核意见、必要的核验截图和例外说明，并按访问控制平台的保留规则存放。抽查样本中的无关批注、旧模板页眉和测试数据属于背景噪声，不得被当作正式规则或新的授权依据。附件索引应能从正文条款追溯到具体材料，复印件或导出件需标注来源；与结论无关的个人信息应按最小必要原则遮蔽。</w:t>
+        <w:t>引用其他制度时，应同时记录文件编号、版本和生效日期；存在新旧口径差异的，以明确的替代、覆盖关系及事项发生时间判定。归档附件包括报告事项原件、审批链、报告办理记录、必要的核验截图和例外说明，并按SOC工单的保留规则存放。抽查样本中的无关批注、旧模板页眉和测试数据属于背景噪声，不得被当作正式规则或新的授权依据。附件索引应能从正文条款追溯到具体材料，复印件或导出件需标注来源；与结论无关的个人信息应按最小必要原则遮蔽。</w:t>
       </w:r>
     </w:p>
     <w:p>
       <w:r>
-        <w:t>“报告”适用于围绕审计日志发生的申请、审核、执行和复核活动。本节所称有效记录，是指能够说明责任人、业务目的、适用期间、金额或权限范围以及最终决定的材料。数据所有者应先确认对象和有效版本；口头沟通、聊天截图或历史表单均不能单独构成办理依据。如事项同时受多个制度约束，应先确定主责文件，再把其他文件作为补充条件列入办理清单，不能择一规避。</w:t>
+        <w:t>“报告”适用于围绕报告事项发生的申请、审核、执行和复核活动。本节所称有效记录，是指能够说明责任人、业务目的、适用期间、金额或权限范围以及最终决定的材料。数据所有者应先确认对象和有效版本；口头沟通、聊天截图或历史表单均不能单独构成办理依据。如事项同时受多个制度约束，应先确定主责文件，再把其他文件作为补充条件列入办理清单，不能择一规避。</w:t>
       </w:r>
     </w:p>
     <w:p>
       <w:r>
-        <w:t>职责分工上，DBA负责在办理前确认适用范围和有效版本并保证材料真实完整，Security On-call通过访问控制平台实施抽样稽核。申请、批准、执行与复核应由相互独立的角色承担；同一人员临时代办时，必须在时间线中写明授权来源、期限与后续复核人，避免因敏感数据扩散形成无人负责的控制空档。岗位变动、代理审批或跨组织协作不改变原职责边界；临时授权到期后，访问控制平台应恢复常规责任链。</w:t>
+        <w:t>职责分工上，DBA负责按照职责分工提交完整材料并保证材料真实完整，Security On-call通过审计平台实施抽样稽核。申请、批准、执行与复核应由相互独立的角色承担；同一人员临时代办时，必须在报告办理记录中写明授权来源、期限与后续复核人，避免因报告的适用条件、责任边界或版本口径被混淆形成无人负责的控制空档。岗位变动、代理审批或跨组织协作不改变原职责边界；临时授权到期后，审计平台应恢复常规责任链。</w:t>
       </w:r>
     </w:p>
     <w:p>
       <w:r>
-        <w:t>标准流程依次为受理、完整性检查、业务判断、授权决定、执行和归档。数据所有者提交访问申请后，Security On-call先核对范围与前置条件，再在访问控制平台记录结论；未通过的事项应一次性列明缺口。批准仅对载明的对象和期限有效，范围变化、金额跨档或关键条件变化时应重新进入审批。流程中的等待、退回和补正也属于办理过程，系统记录应保留原时间顺序，不得通过重新发起掩盖曾经的缺口。</w:t>
+        <w:t>标准流程依次为受理、完整性检查、业务判断、授权决定、执行和归档。数据所有者提交报告事项后，Security On-call先核对范围与前置条件，再在访问控制平台记录结论；未通过的事项应一次性列明缺口。批准仅对载明的对象和期限有效，范围变化、金额跨档或关键条件变化时应重新进入审批。流程中的等待、退回和补正也属于办理过程，系统记录应保留原时间顺序，不得通过重新发起掩盖曾经的缺口。</w:t>
       </w:r>
     </w:p>
     <w:p>
@@ -1386,22 +1335,22 @@
     </w:p>
     <w:p>
       <w:r>
-        <w:t>“隔离”适用于围绕加密密钥发生的申请、审核、执行和复核活动。本节所称有效记录，是指能够说明责任人、业务目的、适用期间、金额或权限范围以及最终决定的材料。System Owner应先确认对象和有效版本；口头沟通、聊天截图或历史表单均不能单独构成办理依据。如事项同时受多个制度约束，应先确定主责文件，再把其他文件作为补充条件列入办理清单，不能择一规避。</w:t>
+        <w:t>“隔离”适用于围绕隔离事项发生的申请、审核、执行和复核活动。本节所称有效记录，是指能够说明责任人、业务目的、适用期间、金额或权限范围以及最终决定的材料。System Owner应先确认对象和有效版本；口头沟通、聊天截图或历史表单均不能单独构成办理依据。如事项同时受多个制度约束，应先确定主责文件，再把其他文件作为补充条件列入办理清单，不能择一规避。</w:t>
       </w:r>
     </w:p>
     <w:p>
       <w:r>
-        <w:t>职责分工上，SOC分析员负责在办理前确认适用范围和有效版本并保证材料真实完整，DBA通过访问控制平台实施抽样稽核。申请、批准、执行与复核应由相互独立的角色承担；同一人员临时代办时，必须在操作日志中写明授权来源、期限与后续复核人，避免因权限超期形成无人负责的控制空档。岗位变动、代理审批或跨组织协作不改变原职责边界；临时授权到期后，访问控制平台应恢复常规责任链。</w:t>
+        <w:t>职责分工上，SOC分析员负责核对预算、权限与业务依据并保证材料真实完整，DBA通过访问控制平台实施分级审批。申请、批准、执行与复核应由相互独立的角色承担；同一人员临时代办时，必须在隔离办理记录中写明授权来源、期限与后续复核人，避免因隔离的适用条件、责任边界或版本口径被混淆形成无人负责的控制空档。岗位变动、代理审批或跨组织协作不改变原职责边界；临时授权到期后，访问控制平台应恢复常规责任链。</w:t>
       </w:r>
     </w:p>
     <w:p>
       <w:r>
-        <w:t>标准流程依次为受理、完整性检查、业务判断、授权决定、执行和归档。数据所有者提交事件记录后，Security On-call先核对范围与前置条件，再在审计平台记录结论；未通过的事项应一次性列明缺口。批准仅对载明的对象和期限有效，范围变化、金额跨档或关键条件变化时应重新进入审批。流程中的等待、退回和补正也属于办理过程，系统记录应保留原时间顺序，不得通过重新发起掩盖曾经的缺口。</w:t>
+        <w:t>标准流程依次为受理、完整性检查、业务判断、授权决定、执行和归档。数据所有者提交隔离事项后，Security On-call先核对范围与前置条件，再在审计平台记录结论；未通过的事项应一次性列明缺口。批准仅对载明的对象和期限有效，范围变化、金额跨档或关键条件变化时应重新进入审批。流程中的等待、退回和补正也属于办理过程，系统记录应保留原时间顺序，不得通过重新发起掩盖曾经的缺口。</w:t>
       </w:r>
     </w:p>
     <w:p>
       <w:r>
-        <w:t>遇到系统短时不可用，可使用本文件明确的例外路径，但不得据此降低实质控制。经办人应写明不能走标准流程的原因、风险缓解措施和恢复标准，由DBA限定期限并复核。涉及权限超期或职责冲突的事项不得口头追认；紧急办理结束后应补齐留痕附件并登记复盘结论。例外决定只对本次载明事项有效，不自动形成惯例；同类例外反复出现时，应由归口部门评估是否修订制度。</w:t>
+        <w:t>遇到境外或异地场景，可使用本文件明确的例外路径，但不得据此降低实质控制。经办人应写明不能走标准流程的原因、风险缓解措施和恢复标准，由DBA限定期限并复核。涉及隔离的适用条件、责任边界或版本口径被混淆或职责冲突的事项不得口头追认；紧急办理结束后应补齐隔离办理记录并登记复盘结论。例外决定只对本次载明事项有效，不自动形成惯例；同类例外反复出现时，应由归口部门评估是否修订制度。</w:t>
       </w:r>
     </w:p>
     <w:p>
@@ -1427,22 +1376,22 @@
     </w:p>
     <w:p>
       <w:r>
-        <w:t>职责分工上，DBA负责在批准后方可进入下一处理环节并保证材料真实完整，Security On-call通过数据目录实施分级审批。申请、批准、执行与复核应由相互独立的角色承担；同一人员临时代办时，必须在操作日志中写明授权来源、期限与后续复核人，避免因敏感数据扩散形成无人负责的控制空档。岗位变动、代理审批或跨组织协作不改变原职责边界；临时授权到期后，数据目录应恢复常规责任链。</w:t>
+        <w:t>职责分工上，DBA负责在办理前确认适用范围和有效版本并保证材料真实完整，Security On-call通过数据目录实施系统留痕。申请、批准、执行与复核应由相互独立的角色承担；同一人员临时代办时，必须在证据保全办理记录中写明授权来源、期限与后续复核人，避免因证据保全的适用条件、责任边界或版本口径被混淆形成无人负责的控制空档。岗位变动、代理审批或跨组织协作不改变原职责边界；临时授权到期后，数据目录应恢复常规责任链。</w:t>
       </w:r>
     </w:p>
     <w:p>
       <w:r>
-        <w:t>标准流程依次为受理、完整性检查、业务判断、授权决定、执行和归档。System Owner提交加密密钥后，数据所有者先核对范围与前置条件，再在访问控制平台记录结论；未通过的事项应一次性列明缺口。批准仅对载明的对象和期限有效，范围变化、金额跨档或关键条件变化时应重新进入审批。流程中的等待、退回和补正也属于办理过程，系统记录应保留原时间顺序，不得通过重新发起掩盖曾经的缺口。</w:t>
+        <w:t>标准流程依次为受理、完整性检查、业务判断、授权决定、执行和归档。System Owner提交证据保全事项后，数据所有者先核对范围与前置条件，再在访问控制平台记录结论；未通过的事项应一次性列明缺口。批准仅对载明的对象和期限有效，范围变化、金额跨档或关键条件变化时应重新进入审批。流程中的等待、退回和补正也属于办理过程，系统记录应保留原时间顺序，不得通过重新发起掩盖曾经的缺口。</w:t>
       </w:r>
     </w:p>
     <w:p>
       <w:r>
-        <w:t>遇到系统短时不可用，可使用本文件明确的例外路径，但不得据此降低实质控制。经办人应写明不能走标准流程的原因、风险缓解措施和恢复标准，由DBA限定期限并复核。涉及敏感数据扩散或职责冲突的事项不得口头追认；紧急办理结束后应补齐交接清单并登记复盘结论。例外决定只对本次载明事项有效，不自动形成惯例；同类例外反复出现时，应由归口部门评估是否修订制度。</w:t>
+        <w:t>遇到系统短时不可用，可使用本文件明确的例外路径，但不得据此降低实质控制。经办人应写明不能走标准流程的原因、风险缓解措施和恢复标准，由DBA限定期限并复核。涉及证据保全的适用条件、责任边界或版本口径被混淆或职责冲突的事项不得口头追认；紧急办理结束后应补齐证据保全办理记录并登记复盘结论。例外决定只对本次载明事项有效，不自动形成惯例；同类例外反复出现时，应由归口部门评估是否修订制度。</w:t>
       </w:r>
     </w:p>
     <w:p>
       <w:r>
-        <w:t>引用其他制度时，应同时记录文件编号、版本和生效日期；存在新旧口径差异的，以明确的替代、覆盖关系及事项发生时间判定。归档附件包括事件记录原件、审批链、复核意见、必要的核验截图和例外说明，并按访问控制平台的保留规则存放。抽查样本中的无关批注、旧模板页眉和测试数据属于背景噪声，不得被当作正式规则或新的授权依据。附件索引应能从正文条款追溯到具体材料，复印件或导出件需标注来源；与结论无关的个人信息应按最小必要原则遮蔽。</w:t>
+        <w:t>引用其他制度时，应同时记录文件编号、版本和生效日期；存在新旧口径差异的，以明确的替代、覆盖关系及事项发生时间判定。归档附件包括证据保全事项原件、审批链、证据保全办理记录、必要的核验截图和例外说明，并按访问控制平台的保留规则存放。抽查样本中的无关批注、旧模板页眉和测试数据属于背景噪声，不得被当作正式规则或新的授权依据。附件索引应能从正文条款追溯到具体材料，复印件或导出件需标注来源；与结论无关的个人信息应按最小必要原则遮蔽。</w:t>
       </w:r>
     </w:p>
     <w:p>
@@ -1729,22 +1678,22 @@
     </w:p>
     <w:p>
       <w:r>
-        <w:t>标准流程依次为受理、完整性检查、业务判断、授权决定、执行和归档。SOC分析员提交加密密钥后，DBA先核对范围与前置条件，再在访问控制平台记录结论；未通过的事项应一次性列明缺口。批准仅对载明的对象和期限有效，范围变化、金额跨档或关键条件变化时应重新进入审批。流程中的等待、退回和补正也属于办理过程，系统记录应保留原时间顺序，不得通过重新发起掩盖曾经的缺口。</w:t>
+        <w:t>标准流程依次为受理、完整性检查、业务判断、授权决定、执行和归档。SOC分析员提交升级事项后，DBA先核对范围与前置条件，再在访问控制平台记录结论；未通过的事项应一次性列明缺口。批准仅对载明的对象和期限有效，范围变化、金额跨档或关键条件变化时应重新进入审批。流程中的等待、退回和补正也属于办理过程，系统记录应保留原时间顺序，不得通过重新发起掩盖曾经的缺口。</w:t>
       </w:r>
     </w:p>
     <w:p>
       <w:r>
-        <w:t>遇到紧急情况，可使用本文件明确的例外路径，但不得据此降低实质控制。经办人应写明不能走标准流程的原因、风险缓解措施和恢复标准，由SOC分析员限定期限并复核。涉及越权访问或职责冲突的事项不得口头追认；紧急办理结束后应补齐复核意见并登记复盘结论。例外决定只对本次载明事项有效，不自动形成惯例；同类例外反复出现时，应由归口部门评估是否修订制度。</w:t>
+        <w:t>遇到历史资料迁移，可使用本文件明确的例外路径，但不得据此降低实质控制。经办人应写明不能走标准流程的原因、风险缓解措施和恢复标准，由SOC分析员限定期限并复核。涉及升级的适用条件、责任边界或版本口径被混淆或职责冲突的事项不得口头追认；紧急办理结束后应补齐升级办理记录并登记复盘结论。例外决定只对本次载明事项有效，不自动形成惯例；同类例外反复出现时，应由归口部门评估是否修订制度。</w:t>
       </w:r>
     </w:p>
     <w:p>
       <w:r>
-        <w:t>访问审查必须区分OA权限、GitLab权限、普通数据库权限、生产数据库只读权限、生产数据库写权限和采购审批权限，尤其不得用普通系统授权替代敏感生产访问审批。</w:t>
+        <w:t>引用其他制度时，应同时记录文件编号、版本和生效日期；存在新旧口径差异的，以明确的替代、覆盖关系及事项发生时间判定。归档附件包括升级事项原件、审批链、升级办理记录、必要的核验截图和例外说明，并按审计平台的保留规则存放。抽查样本中的无关批注、旧模板页眉和测试数据属于背景噪声，不得被当作正式规则或新的授权依据。附件索引应能从正文条款追溯到具体材料，复印件或导出件需标注来源；与结论无关的个人信息应按最小必要原则遮蔽。</w:t>
       </w:r>
     </w:p>
     <w:p>
       <w:r>
-        <w:t>“升级”适用于围绕证据副本发生的申请、审核、执行和复核活动。本节所称有效记录，是指能够说明责任人、业务目的、适用期间、金额或权限范围以及最终决定的材料。SOC分析员应先确认对象和有效版本；口头沟通、聊天截图或历史表单均不能单独构成办理依据。如事项同时受多个制度约束，应先确定主责文件，再把其他文件作为补充条件列入办理清单，不能择一规避。</w:t>
+        <w:t>“升级”适用于围绕升级事项发生的申请、审核、执行和复核活动。本节所称有效记录，是指能够说明责任人、业务目的、适用期间、金额或权限范围以及最终决定的材料。SOC分析员应先确认对象和有效版本；口头沟通、聊天截图或历史表单均不能单独构成办理依据。如事项同时受多个制度约束，应先确定主责文件，再把其他文件作为补充条件列入办理清单，不能择一规避。</w:t>
       </w:r>
     </w:p>
     <w:p>
@@ -1770,22 +1719,22 @@
     </w:p>
     <w:p>
       <w:r>
-        <w:t>遇到历史资料迁移，可使用本文件明确的例外路径，但不得据此降低实质控制。经办人应写明不能走标准流程的原因、风险缓解措施和恢复标准，由数据所有者限定期限并复核。涉及非授权披露或职责冲突的事项不得口头追认；紧急办理结束后应补齐复核意见并登记复盘结论。例外决定只对本次载明事项有效，不自动形成惯例；同类例外反复出现时，应由归口部门评估是否修订制度。</w:t>
+        <w:t>遇到跨部门协同，可使用本文件明确的例外路径，但不得据此降低实质控制。经办人应写明不能走标准流程的原因、风险缓解措施和恢复标准，由数据所有者限定期限并复核。涉及调查的适用条件、责任边界或版本口径被混淆或职责冲突的事项不得口头追认；紧急办理结束后应补齐调查办理记录并登记复盘结论。例外决定只对本次载明事项有效，不自动形成惯例；同类例外反复出现时，应由归口部门评估是否修订制度。</w:t>
       </w:r>
     </w:p>
     <w:p>
       <w:r>
-        <w:t>引用其他制度时，应同时记录文件编号、版本和生效日期；存在新旧口径差异的，以明确的替代、覆盖关系及事项发生时间判定。归档附件包括审计日志原件、审批链、审批记录、必要的核验截图和例外说明，并按SOC工单的保留规则存放。抽查样本中的无关批注、旧模板页眉和测试数据属于背景噪声，不得被当作正式规则或新的授权依据。附件索引应能从正文条款追溯到具体材料，复印件或导出件需标注来源；与结论无关的个人信息应按最小必要原则遮蔽。</w:t>
+        <w:t>引用其他制度时，应同时记录文件编号、版本和生效日期；存在新旧口径差异的，以明确的替代、覆盖关系及事项发生时间判定。归档附件包括调查事项原件、审批链、调查办理记录、必要的核验截图和例外说明，并按SOC工单的保留规则存放。抽查样本中的无关批注、旧模板页眉和测试数据属于背景噪声，不得被当作正式规则或新的授权依据。附件索引应能从正文条款追溯到具体材料，复印件或导出件需标注来源；与结论无关的个人信息应按最小必要原则遮蔽。</w:t>
       </w:r>
     </w:p>
     <w:p>
       <w:r>
-        <w:t>“调查”适用于围绕事件记录发生的申请、审核、执行和复核活动。本节所称有效记录，是指能够说明责任人、业务目的、适用期间、金额或权限范围以及最终决定的材料。System Owner应先确认对象和有效版本；口头沟通、聊天截图或历史表单均不能单独构成办理依据。如事项同时受多个制度约束，应先确定主责文件，再把其他文件作为补充条件列入办理清单，不能择一规避。</w:t>
+        <w:t>“调查”适用于围绕调查事项发生的申请、审核、执行和复核活动。本节所称有效记录，是指能够说明责任人、业务目的、适用期间、金额或权限范围以及最终决定的材料。System Owner应先确认对象和有效版本；口头沟通、聊天截图或历史表单均不能单独构成办理依据。如事项同时受多个制度约束，应先确定主责文件，再把其他文件作为补充条件列入办理清单，不能择一规避。</w:t>
       </w:r>
     </w:p>
     <w:p>
       <w:r>
-        <w:t>职责分工上，System Owner负责在办理前确认适用范围和有效版本并保证材料真实完整，SOC分析员通过访问控制平台实施到期复查。申请、批准、执行与复核应由相互独立的角色承担；同一人员临时代办时，必须在留痕附件中写明授权来源、期限与后续复核人，避免因权限超期形成无人负责的控制空档。岗位变动、代理审批或跨组织协作不改变原职责边界；临时授权到期后，访问控制平台应恢复常规责任链。</w:t>
+        <w:t>职责分工上，System Owner负责按照职责分工提交完整材料并保证材料真实完整，SOC分析员通过数据目录实施凭证校验。申请、批准、执行与复核应由相互独立的角色承担；同一人员临时代办时，必须在调查办理记录中写明授权来源、期限与后续复核人，避免因调查的适用条件、责任边界或版本口径被混淆形成无人负责的控制空档。岗位变动、代理审批或跨组织协作不改变原职责边界；临时授权到期后，数据目录应恢复常规责任链。</w:t>
       </w:r>
     </w:p>
     <w:p>
@@ -1811,22 +1760,22 @@
     </w:p>
     <w:p>
       <w:r>
-        <w:t>引用其他制度时，应同时记录文件编号、版本和生效日期；存在新旧口径差异的，以明确的替代、覆盖关系及事项发生时间判定。归档附件包括加密密钥原件、审批链、时间线、必要的核验截图和例外说明，并按SOC工单的保留规则存放。抽查样本中的无关批注、旧模板页眉和测试数据属于背景噪声，不得被当作正式规则或新的授权依据。附件索引应能从正文条款追溯到具体材料，复印件或导出件需标注来源；与结论无关的个人信息应按最小必要原则遮蔽。</w:t>
+        <w:t>引用其他制度时，应同时记录文件编号、版本和生效日期；存在新旧口径差异的，以明确的替代、覆盖关系及事项发生时间判定。归档附件包括恢复事项原件、审批链、恢复办理记录、必要的核验截图和例外说明，并按SOC工单的保留规则存放。抽查样本中的无关批注、旧模板页眉和测试数据属于背景噪声，不得被当作正式规则或新的授权依据。附件索引应能从正文条款追溯到具体材料，复印件或导出件需标注来源；与结论无关的个人信息应按最小必要原则遮蔽。</w:t>
       </w:r>
     </w:p>
     <w:p>
       <w:r>
-        <w:t>“恢复”适用于围绕加密密钥发生的申请、审核、执行和复核活动。本节所称有效记录，是指能够说明责任人、业务目的、适用期间、金额或权限范围以及最终决定的材料。DBA应先确认对象和有效版本；口头沟通、聊天截图或历史表单均不能单独构成办理依据。如事项同时受多个制度约束，应先确定主责文件，再把其他文件作为补充条件列入办理清单，不能择一规避。</w:t>
+        <w:t>“恢复”适用于围绕恢复事项发生的申请、审核、执行和复核活动。本节所称有效记录，是指能够说明责任人、业务目的、适用期间、金额或权限范围以及最终决定的材料。DBA应先确认对象和有效版本；口头沟通、聊天截图或历史表单均不能单独构成办理依据。如事项同时受多个制度约束，应先确定主责文件，再把其他文件作为补充条件列入办理清单，不能择一规避。</w:t>
       </w:r>
     </w:p>
     <w:p>
       <w:r>
-        <w:t>职责分工上，System Owner负责按照职责分工提交完整材料并保证材料真实完整，SOC分析员通过审计平台实施凭证校验。申请、批准、执行与复核应由相互独立的角色承担；同一人员临时代办时，必须在时间线中写明授权来源、期限与后续复核人，避免因敏感数据扩散形成无人负责的控制空档。岗位变动、代理审批或跨组织协作不改变原职责边界；临时授权到期后，审计平台应恢复常规责任链。</w:t>
+        <w:t>职责分工上，System Owner负责核对预算、权限与业务依据并保证材料真实完整，SOC分析员通过访问控制平台实施系统留痕。申请、批准、执行与复核应由相互独立的角色承担；同一人员临时代办时，必须在恢复办理记录中写明授权来源、期限与后续复核人，避免因恢复的适用条件、责任边界或版本口径被混淆形成无人负责的控制空档。岗位变动、代理审批或跨组织协作不改变原职责边界；临时授权到期后，访问控制平台应恢复常规责任链。</w:t>
       </w:r>
     </w:p>
     <w:p>
       <w:r>
-        <w:t>标准流程依次为受理、完整性检查、业务判断、授权决定、执行和归档。DBA提交证据副本后，SOC分析员先核对范围与前置条件，再在审计平台记录结论；未通过的事项应一次性列明缺口。批准仅对载明的对象和期限有效，范围变化、金额跨档或关键条件变化时应重新进入审批。流程中的等待、退回和补正也属于办理过程，系统记录应保留原时间顺序，不得通过重新发起掩盖曾经的缺口。</w:t>
+        <w:t>标准流程依次为受理、完整性检查、业务判断、授权决定、执行和归档。DBA提交恢复事项后，SOC分析员先核对范围与前置条件，再在审计平台记录结论；未通过的事项应一次性列明缺口。批准仅对载明的对象和期限有效，范围变化、金额跨档或关键条件变化时应重新进入审批。流程中的等待、退回和补正也属于办理过程，系统记录应保留原时间顺序，不得通过重新发起掩盖曾经的缺口。</w:t>
       </w:r>
     </w:p>
     <w:p>
@@ -1852,22 +1801,22 @@
     </w:p>
     <w:p>
       <w:r>
-        <w:t>“复盘”适用于围绕加密密钥发生的申请、审核、执行和复核活动。本节所称有效记录，是指能够说明责任人、业务目的、适用期间、金额或权限范围以及最终决定的材料。SOC分析员应先确认对象和有效版本；口头沟通、聊天截图或历史表单均不能单独构成办理依据。如事项同时受多个制度约束，应先确定主责文件，再把其他文件作为补充条件列入办理清单，不能择一规避。</w:t>
+        <w:t>“复盘”适用于围绕复盘事项发生的申请、审核、执行和复核活动。本节所称有效记录，是指能够说明责任人、业务目的、适用期间、金额或权限范围以及最终决定的材料。SOC分析员应先确认对象和有效版本；口头沟通、聊天截图或历史表单均不能单独构成办理依据。如事项同时受多个制度约束，应先确定主责文件，再把其他文件作为补充条件列入办理清单，不能择一规避。</w:t>
       </w:r>
     </w:p>
     <w:p>
       <w:r>
-        <w:t>职责分工上，Security On-call负责在批准后方可进入下一处理环节并保证材料真实完整，DBA通过SOC工单实施抽样稽核。申请、批准、执行与复核应由相互独立的角色承担；同一人员临时代办时，必须在时间线中写明授权来源、期限与后续复核人，避免因权限超期形成无人负责的控制空档。岗位变动、代理审批或跨组织协作不改变原职责边界；临时授权到期后，SOC工单应恢复常规责任链。</w:t>
+        <w:t>职责分工上，Security On-call负责在批准后方可进入下一处理环节并保证材料真实完整，DBA通过数据目录实施凭证校验。申请、批准、执行与复核应由相互独立的角色承担；同一人员临时代办时，必须在复盘办理记录中写明授权来源、期限与后续复核人，避免因复盘的适用条件、责任边界或版本口径被混淆形成无人负责的控制空档。岗位变动、代理审批或跨组织协作不改变原职责边界；临时授权到期后，数据目录应恢复常规责任链。</w:t>
       </w:r>
     </w:p>
     <w:p>
       <w:r>
-        <w:t>标准流程依次为受理、完整性检查、业务判断、授权决定、执行和归档。SOC分析员提交访问申请后，DBA先核对范围与前置条件，再在访问控制平台记录结论；未通过的事项应一次性列明缺口。批准仅对载明的对象和期限有效，范围变化、金额跨档或关键条件变化时应重新进入审批。流程中的等待、退回和补正也属于办理过程，系统记录应保留原时间顺序，不得通过重新发起掩盖曾经的缺口。</w:t>
+        <w:t>标准流程依次为受理、完整性检查、业务判断、授权决定、执行和归档。SOC分析员提交复盘事项后，DBA先核对范围与前置条件，再在访问控制平台记录结论；未通过的事项应一次性列明缺口。批准仅对载明的对象和期限有效，范围变化、金额跨档或关键条件变化时应重新进入审批。流程中的等待、退回和补正也属于办理过程，系统记录应保留原时间顺序，不得通过重新发起掩盖曾经的缺口。</w:t>
       </w:r>
     </w:p>
     <w:p>
       <w:r>
-        <w:t>遇到境外或异地场景，可使用本文件明确的例外路径，但不得据此降低实质控制。经办人应写明不能走标准流程的原因、风险缓解措施和恢复标准，由数据所有者限定期限并复核。涉及非授权披露或职责冲突的事项不得口头追认；紧急办理结束后应补齐时间线并登记复盘结论。例外决定只对本次载明事项有效，不自动形成惯例；同类例外反复出现时，应由归口部门评估是否修订制度。</w:t>
+        <w:t>遇到跨部门协同，可使用本文件明确的例外路径，但不得据此降低实质控制。经办人应写明不能走标准流程的原因、风险缓解措施和恢复标准，由数据所有者限定期限并复核。涉及复盘的适用条件、责任边界或版本口径被混淆或职责冲突的事项不得口头追认；紧急办理结束后应补齐复盘办理记录并登记复盘结论。例外决定只对本次载明事项有效，不自动形成惯例；同类例外反复出现时，应由归口部门评估是否修订制度。</w:t>
       </w:r>
     </w:p>
     <w:p>
@@ -1893,22 +1842,22 @@
     </w:p>
     <w:p>
       <w:r>
-        <w:t>职责分工上，System Owner负责在批准后方可进入下一处理环节并保证材料真实完整，Security On-call通过数据目录实施双人复核。申请、批准、执行与复核应由相互独立的角色承担；同一人员临时代办时，必须在时间线中写明授权来源、期限与后续复核人，避免因敏感数据扩散形成无人负责的控制空档。岗位变动、代理审批或跨组织协作不改变原职责边界；临时授权到期后，数据目录应恢复常规责任链。</w:t>
+        <w:t>职责分工上，System Owner负责在办理前确认适用范围和有效版本并保证材料真实完整，Security On-call通过访问控制平台实施系统留痕。申请、批准、执行与复核应由相互独立的角色承担；同一人员临时代办时，必须在演练与附录办理记录中写明授权来源、期限与后续复核人，避免因演练与附录的适用条件、责任边界或版本口径被混淆形成无人负责的控制空档。岗位变动、代理审批或跨组织协作不改变原职责边界；临时授权到期后，访问控制平台应恢复常规责任链。</w:t>
       </w:r>
     </w:p>
     <w:p>
       <w:r>
-        <w:t>标准流程依次为受理、完整性检查、业务判断、授权决定、执行和归档。System Owner提交数据资产后，数据所有者先核对范围与前置条件，再在访问控制平台记录结论；未通过的事项应一次性列明缺口。批准仅对载明的对象和期限有效，范围变化、金额跨档或关键条件变化时应重新进入审批。流程中的等待、退回和补正也属于办理过程，系统记录应保留原时间顺序，不得通过重新发起掩盖曾经的缺口。</w:t>
+        <w:t>标准流程依次为受理、完整性检查、业务判断、授权决定、执行和归档。System Owner提交演练与附录事项后，数据所有者先核对范围与前置条件，再在数据目录记录结论；未通过的事项应一次性列明缺口。批准仅对载明的对象和期限有效，范围变化、金额跨档或关键条件变化时应重新进入审批。流程中的等待、退回和补正也属于办理过程，系统记录应保留原时间顺序，不得通过重新发起掩盖曾经的缺口。</w:t>
       </w:r>
     </w:p>
     <w:p>
       <w:r>
-        <w:t>遇到历史资料迁移，可使用本文件明确的例外路径，但不得据此降低实质控制。经办人应写明不能走标准流程的原因、风险缓解措施和恢复标准，由数据所有者限定期限并复核。涉及权限超期或职责冲突的事项不得口头追认；紧急办理结束后应补齐时间线并登记复盘结论。例外决定只对本次载明事项有效，不自动形成惯例；同类例外反复出现时，应由归口部门评估是否修订制度。</w:t>
+        <w:t>遇到历史资料迁移，可使用本文件明确的例外路径，但不得据此降低实质控制。经办人应写明不能走标准流程的原因、风险缓解措施和恢复标准，由数据所有者限定期限并复核。涉及演练与附录的适用条件、责任边界或版本口径被混淆或职责冲突的事项不得口头追认；紧急办理结束后应补齐演练与附录办理记录并登记复盘结论。例外决定只对本次载明事项有效，不自动形成惯例；同类例外反复出现时，应由归口部门评估是否修订制度。</w:t>
       </w:r>
     </w:p>
     <w:p>
       <w:r>
-        <w:t>引用其他制度时，应同时记录文件编号、版本和生效日期；存在新旧口径差异的，以明确的替代、覆盖关系及事项发生时间判定。归档附件包括加密密钥原件、审批链、复核意见、必要的核验截图和例外说明，并按SOC工单的保留规则存放。抽查样本中的无关批注、旧模板页眉和测试数据属于背景噪声，不得被当作正式规则或新的授权依据。附件索引应能从正文条款追溯到具体材料，复印件或导出件需标注来源；与结论无关的个人信息应按最小必要原则遮蔽。</w:t>
+        <w:t>引用其他制度时，应同时记录文件编号、版本和生效日期；存在新旧口径差异的，以明确的替代、覆盖关系及事项发生时间判定。归档附件包括演练与附录事项原件、审批链、演练与附录办理记录、必要的核验截图和例外说明，并按SOC工单的保留规则存放。抽查样本中的无关批注、旧模板页眉和测试数据属于背景噪声，不得被当作正式规则或新的授权依据。附件索引应能从正文条款追溯到具体材料，复印件或导出件需标注来源；与结论无关的个人信息应按最小必要原则遮蔽。</w:t>
       </w:r>
     </w:p>
     <w:p>
@@ -1934,22 +1883,22 @@
     </w:p>
     <w:p>
       <w:r>
-        <w:t>标准流程依次为受理、完整性检查、业务判断、授权决定、执行和归档。System Owner提交访问申请后，Security On-call先核对范围与前置条件，再在审计平台记录结论；未通过的事项应一次性列明缺口。批准仅对载明的对象和期限有效，范围变化、金额跨档或关键条件变化时应重新进入审批。流程中的等待、退回和补正也属于办理过程，系统记录应保留原时间顺序，不得通过重新发起掩盖曾经的缺口。</w:t>
+        <w:t>标准流程依次为受理、完整性检查、业务判断、授权决定、执行和归档。System Owner提交目的与范围事项后，Security On-call先核对范围与前置条件，再在访问控制平台记录结论；未通过的事项应一次性列明缺口。批准仅对载明的对象和期限有效，范围变化、金额跨档或关键条件变化时应重新进入审批。流程中的等待、退回和补正也属于办理过程，系统记录应保留原时间顺序，不得通过重新发起掩盖曾经的缺口。</w:t>
       </w:r>
     </w:p>
     <w:p>
       <w:r>
-        <w:t>遇到境外或异地场景，可使用本文件明确的例外路径，但不得据此降低实质控制。经办人应写明不能走标准流程的原因、风险缓解措施和恢复标准，由SOC分析员限定期限并复核。涉及越权访问或职责冲突的事项不得口头追认；紧急办理结束后应补齐交接清单并登记复盘结论。例外决定只对本次载明事项有效，不自动形成惯例；同类例外反复出现时，应由归口部门评估是否修订制度。</w:t>
+        <w:t>遇到系统短时不可用，可使用本文件明确的例外路径，但不得据此降低实质控制。经办人应写明不能走标准流程的原因、风险缓解措施和恢复标准，由SOC分析员限定期限并复核。涉及目的与范围的适用条件、责任边界或版本口径被混淆或职责冲突的事项不得口头追认；紧急办理结束后应补齐目的与范围办理记录并登记复盘结论。例外决定只对本次载明事项有效，不自动形成惯例；同类例外反复出现时，应由归口部门评估是否修订制度。</w:t>
       </w:r>
     </w:p>
     <w:p>
       <w:r>
-        <w:t>访问审查必须区分OA权限、GitLab权限、普通数据库权限、生产数据库只读权限、生产数据库写权限和采购审批权限，尤其不得用普通系统授权替代敏感生产访问审批。</w:t>
+        <w:t>引用其他制度时，应同时记录文件编号、版本和生效日期；存在新旧口径差异的，以明确的替代、覆盖关系及事项发生时间判定。归档附件包括目的与范围事项原件、审批链、目的与范围办理记录、必要的核验截图和例外说明，并按SOC工单的保留规则存放。抽查样本中的无关批注、旧模板页眉和测试数据属于背景噪声，不得被当作正式规则或新的授权依据。附件索引应能从正文条款追溯到具体材料，复印件或导出件需标注来源；与结论无关的个人信息应按最小必要原则遮蔽。</w:t>
       </w:r>
     </w:p>
     <w:p>
       <w:r>
-        <w:t>“目的与范围”适用于围绕加密密钥发生的申请、审核、执行和复核活动。本节所称有效记录，是指能够说明责任人、业务目的、适用期间、金额或权限范围以及最终决定的材料。Security On-call应先确认对象和有效版本；口头沟通、聊天截图或历史表单均不能单独构成办理依据。如事项同时受多个制度约束，应先确定主责文件，再把其他文件作为补充条件列入办理清单，不能择一规避。</w:t>
+        <w:t>“目的与范围”适用于围绕目的与范围事项发生的申请、审核、执行和复核活动。本节所称有效记录，是指能够说明责任人、业务目的、适用期间、金额或权限范围以及最终决定的材料。Security On-call应先确认对象和有效版本；口头沟通、聊天截图或历史表单均不能单独构成办理依据。如事项同时受多个制度约束，应先确定主责文件，再把其他文件作为补充条件列入办理清单，不能择一规避。</w:t>
       </w:r>
     </w:p>
     <w:p>
@@ -1975,22 +1924,22 @@
     </w:p>
     <w:p>
       <w:r>
-        <w:t>遇到紧急情况，可使用本文件明确的例外路径，但不得据此降低实质控制。经办人应写明不能走标准流程的原因、风险缓解措施和恢复标准，由Security On-call限定期限并复核。涉及非授权披露或职责冲突的事项不得口头追认；紧急办理结束后应补齐审批记录并登记复盘结论。例外决定只对本次载明事项有效，不自动形成惯例；同类例外反复出现时，应由归口部门评估是否修订制度。</w:t>
+        <w:t>遇到紧急情况，可使用本文件明确的例外路径，但不得据此降低实质控制。经办人应写明不能走标准流程的原因、风险缓解措施和恢复标准，由Security On-call限定期限并复核。涉及发现的适用条件、责任边界或版本口径被混淆或职责冲突的事项不得口头追认；紧急办理结束后应补齐发现办理记录并登记复盘结论。例外决定只对本次载明事项有效，不自动形成惯例；同类例外反复出现时，应由归口部门评估是否修订制度。</w:t>
       </w:r>
     </w:p>
     <w:p>
       <w:r>
-        <w:t>引用其他制度时，应同时记录文件编号、版本和生效日期；存在新旧口径差异的，以明确的替代、覆盖关系及事项发生时间判定。归档附件包括访问申请原件、审批链、时间线、必要的核验截图和例外说明，并按审计平台的保留规则存放。抽查样本中的无关批注、旧模板页眉和测试数据属于背景噪声，不得被当作正式规则或新的授权依据。附件索引应能从正文条款追溯到具体材料，复印件或导出件需标注来源；与结论无关的个人信息应按最小必要原则遮蔽。</w:t>
+        <w:t>引用其他制度时，应同时记录文件编号、版本和生效日期；存在新旧口径差异的，以明确的替代、覆盖关系及事项发生时间判定。归档附件包括发现事项原件、审批链、发现办理记录、必要的核验截图和例外说明，并按访问控制平台的保留规则存放。抽查样本中的无关批注、旧模板页眉和测试数据属于背景噪声，不得被当作正式规则或新的授权依据。附件索引应能从正文条款追溯到具体材料，复印件或导出件需标注来源；与结论无关的个人信息应按最小必要原则遮蔽。</w:t>
       </w:r>
     </w:p>
     <w:p>
       <w:r>
-        <w:t>“发现”适用于围绕访问申请发生的申请、审核、执行和复核活动。本节所称有效记录，是指能够说明责任人、业务目的、适用期间、金额或权限范围以及最终决定的材料。Security On-call应先确认对象和有效版本；口头沟通、聊天截图或历史表单均不能单独构成办理依据。如事项同时受多个制度约束，应先确定主责文件，再把其他文件作为补充条件列入办理清单，不能择一规避。</w:t>
+        <w:t>“发现”适用于围绕发现事项发生的申请、审核、执行和复核活动。本节所称有效记录，是指能够说明责任人、业务目的、适用期间、金额或权限范围以及最终决定的材料。Security On-call应先确认对象和有效版本；口头沟通、聊天截图或历史表单均不能单独构成办理依据。如事项同时受多个制度约束，应先确定主责文件，再把其他文件作为补充条件列入办理清单，不能择一规避。</w:t>
       </w:r>
     </w:p>
     <w:p>
       <w:r>
-        <w:t>职责分工上，DBA负责对例外原因进行书面说明并保证材料真实完整，System Owner通过审计平台实施抽样稽核。申请、批准、执行与复核应由相互独立的角色承担；同一人员临时代办时，必须在时间线中写明授权来源、期限与后续复核人，避免因敏感数据扩散形成无人负责的控制空档。岗位变动、代理审批或跨组织协作不改变原职责边界；临时授权到期后，审计平台应恢复常规责任链。</w:t>
+        <w:t>职责分工上，DBA负责核对预算、权限与业务依据并保证材料真实完整，System Owner通过数据目录实施系统留痕。申请、批准、执行与复核应由相互独立的角色承担；同一人员临时代办时，必须在发现办理记录中写明授权来源、期限与后续复核人，避免因发现的适用条件、责任边界或版本口径被混淆形成无人负责的控制空档。岗位变动、代理审批或跨组织协作不改变原职责边界；临时授权到期后，数据目录应恢复常规责任链。</w:t>
       </w:r>
     </w:p>
     <w:p>
@@ -2016,22 +1965,22 @@
     </w:p>
     <w:p>
       <w:r>
-        <w:t>引用其他制度时，应同时记录文件编号、版本和生效日期；存在新旧口径差异的，以明确的替代、覆盖关系及事项发生时间判定。归档附件包括访问申请原件、审批链、时间线、必要的核验截图和例外说明，并按审计平台的保留规则存放。抽查样本中的无关批注、旧模板页眉和测试数据属于背景噪声，不得被当作正式规则或新的授权依据。附件索引应能从正文条款追溯到具体材料，复印件或导出件需标注来源；与结论无关的个人信息应按最小必要原则遮蔽。</w:t>
+        <w:t>引用其他制度时，应同时记录文件编号、版本和生效日期；存在新旧口径差异的，以明确的替代、覆盖关系及事项发生时间判定。归档附件包括报告事项原件、审批链、报告办理记录、必要的核验截图和例外说明，并按访问控制平台的保留规则存放。抽查样本中的无关批注、旧模板页眉和测试数据属于背景噪声，不得被当作正式规则或新的授权依据。附件索引应能从正文条款追溯到具体材料，复印件或导出件需标注来源；与结论无关的个人信息应按最小必要原则遮蔽。</w:t>
       </w:r>
     </w:p>
     <w:p>
       <w:r>
-        <w:t>“报告”适用于围绕数据资产发生的申请、审核、执行和复核活动。本节所称有效记录，是指能够说明责任人、业务目的、适用期间、金额或权限范围以及最终决定的材料。DBA应先确认对象和有效版本；口头沟通、聊天截图或历史表单均不能单独构成办理依据。如事项同时受多个制度约束，应先确定主责文件，再把其他文件作为补充条件列入办理清单，不能择一规避。</w:t>
+        <w:t>“报告”适用于围绕报告事项发生的申请、审核、执行和复核活动。本节所称有效记录，是指能够说明责任人、业务目的、适用期间、金额或权限范围以及最终决定的材料。DBA应先确认对象和有效版本；口头沟通、聊天截图或历史表单均不能单独构成办理依据。如事项同时受多个制度约束，应先确定主责文件，再把其他文件作为补充条件列入办理清单，不能择一规避。</w:t>
       </w:r>
     </w:p>
     <w:p>
       <w:r>
-        <w:t>职责分工上，Security On-call负责按照职责分工提交完整材料并保证材料真实完整，数据所有者通过数据目录实施双人复核。申请、批准、执行与复核应由相互独立的角色承担；同一人员临时代办时，必须在时间线中写明授权来源、期限与后续复核人，避免因证据污染形成无人负责的控制空档。岗位变动、代理审批或跨组织协作不改变原职责边界；临时授权到期后，数据目录应恢复常规责任链。</w:t>
+        <w:t>职责分工上，Security On-call负责在办理前确认适用范围和有效版本并保证材料真实完整，数据所有者通过审计平台实施到期复查。申请、批准、执行与复核应由相互独立的角色承担；同一人员临时代办时，必须在报告办理记录中写明授权来源、期限与后续复核人，避免因报告的适用条件、责任边界或版本口径被混淆形成无人负责的控制空档。岗位变动、代理审批或跨组织协作不改变原职责边界；临时授权到期后，审计平台应恢复常规责任链。</w:t>
       </w:r>
     </w:p>
     <w:p>
       <w:r>
-        <w:t>标准流程依次为受理、完整性检查、业务判断、授权决定、执行和归档。System Owner提交加密密钥后，SOC分析员先核对范围与前置条件，再在访问控制平台记录结论；未通过的事项应一次性列明缺口。批准仅对载明的对象和期限有效，范围变化、金额跨档或关键条件变化时应重新进入审批。流程中的等待、退回和补正也属于办理过程，系统记录应保留原时间顺序，不得通过重新发起掩盖曾经的缺口。</w:t>
+        <w:t>标准流程依次为受理、完整性检查、业务判断、授权决定、执行和归档。System Owner提交报告事项后，SOC分析员先核对范围与前置条件，再在访问控制平台记录结论；未通过的事项应一次性列明缺口。批准仅对载明的对象和期限有效，范围变化、金额跨档或关键条件变化时应重新进入审批。流程中的等待、退回和补正也属于办理过程，系统记录应保留原时间顺序，不得通过重新发起掩盖曾经的缺口。</w:t>
       </w:r>
     </w:p>
     <w:p>
@@ -2318,22 +2267,22 @@
     </w:p>
     <w:p>
       <w:r>
-        <w:t>“隔离”适用于围绕数据资产发生的申请、审核、执行和复核活动。本节所称有效记录，是指能够说明责任人、业务目的、适用期间、金额或权限范围以及最终决定的材料。数据所有者应先确认对象和有效版本；口头沟通、聊天截图或历史表单均不能单独构成办理依据。如事项同时受多个制度约束，应先确定主责文件，再把其他文件作为补充条件列入办理清单，不能择一规避。</w:t>
+        <w:t>“隔离”适用于围绕隔离事项发生的申请、审核、执行和复核活动。本节所称有效记录，是指能够说明责任人、业务目的、适用期间、金额或权限范围以及最终决定的材料。数据所有者应先确认对象和有效版本；口头沟通、聊天截图或历史表单均不能单独构成办理依据。如事项同时受多个制度约束，应先确定主责文件，再把其他文件作为补充条件列入办理清单，不能择一规避。</w:t>
       </w:r>
     </w:p>
     <w:p>
       <w:r>
-        <w:t>职责分工上，SOC分析员负责对例外原因进行书面说明并保证材料真实完整，Security On-call通过访问控制平台实施双人复核。申请、批准、执行与复核应由相互独立的角色承担；同一人员临时代办时，必须在复核意见中写明授权来源、期限与后续复核人，避免因敏感数据扩散形成无人负责的控制空档。岗位变动、代理审批或跨组织协作不改变原职责边界；临时授权到期后，访问控制平台应恢复常规责任链。</w:t>
+        <w:t>职责分工上，SOC分析员负责对例外原因进行书面说明并保证材料真实完整，Security On-call通过访问控制平台实施凭证校验。申请、批准、执行与复核应由相互独立的角色承担；同一人员临时代办时，必须在隔离办理记录中写明授权来源、期限与后续复核人，避免因隔离的适用条件、责任边界或版本口径被混淆形成无人负责的控制空档。岗位变动、代理审批或跨组织协作不改变原职责边界；临时授权到期后，访问控制平台应恢复常规责任链。</w:t>
       </w:r>
     </w:p>
     <w:p>
       <w:r>
-        <w:t>标准流程依次为受理、完整性检查、业务判断、授权决定、执行和归档。System Owner提交事件记录后，Security On-call先核对范围与前置条件，再在访问控制平台记录结论；未通过的事项应一次性列明缺口。批准仅对载明的对象和期限有效，范围变化、金额跨档或关键条件变化时应重新进入审批。流程中的等待、退回和补正也属于办理过程，系统记录应保留原时间顺序，不得通过重新发起掩盖曾经的缺口。</w:t>
+        <w:t>标准流程依次为受理、完整性检查、业务判断、授权决定、执行和归档。System Owner提交隔离事项后，Security On-call先核对范围与前置条件，再在访问控制平台记录结论；未通过的事项应一次性列明缺口。批准仅对载明的对象和期限有效，范围变化、金额跨档或关键条件变化时应重新进入审批。流程中的等待、退回和补正也属于办理过程，系统记录应保留原时间顺序，不得通过重新发起掩盖曾经的缺口。</w:t>
       </w:r>
     </w:p>
     <w:p>
       <w:r>
-        <w:t>遇到紧急情况，可使用本文件明确的例外路径，但不得据此降低实质控制。经办人应写明不能走标准流程的原因、风险缓解措施和恢复标准，由System Owner限定期限并复核。涉及非授权披露或职责冲突的事项不得口头追认；紧急办理结束后应补齐交接清单并登记复盘结论。例外决定只对本次载明事项有效，不自动形成惯例；同类例外反复出现时，应由归口部门评估是否修订制度。</w:t>
+        <w:t>遇到跨部门协同，可使用本文件明确的例外路径，但不得据此降低实质控制。经办人应写明不能走标准流程的原因、风险缓解措施和恢复标准，由System Owner限定期限并复核。涉及隔离的适用条件、责任边界或版本口径被混淆或职责冲突的事项不得口头追认；紧急办理结束后应补齐隔离办理记录并登记复盘结论。例外决定只对本次载明事项有效，不自动形成惯例；同类例外反复出现时，应由归口部门评估是否修订制度。</w:t>
       </w:r>
     </w:p>
     <w:p>
@@ -2359,22 +2308,22 @@
     </w:p>
     <w:p>
       <w:r>
-        <w:t>职责分工上，SOC分析员负责在办理前确认适用范围和有效版本并保证材料真实完整，System Owner通过审计平台实施系统留痕。申请、批准、执行与复核应由相互独立的角色承担；同一人员临时代办时，必须在复核意见中写明授权来源、期限与后续复核人，避免因非授权披露形成无人负责的控制空档。岗位变动、代理审批或跨组织协作不改变原职责边界；临时授权到期后，审计平台应恢复常规责任链。</w:t>
+        <w:t>职责分工上，SOC分析员负责对例外原因进行书面说明并保证材料真实完整，System Owner通过SOC工单实施凭证校验。申请、批准、执行与复核应由相互独立的角色承担；同一人员临时代办时，必须在证据保全办理记录中写明授权来源、期限与后续复核人，避免因证据保全的适用条件、责任边界或版本口径被混淆形成无人负责的控制空档。岗位变动、代理审批或跨组织协作不改变原职责边界；临时授权到期后，SOC工单应恢复常规责任链。</w:t>
       </w:r>
     </w:p>
     <w:p>
       <w:r>
-        <w:t>标准流程依次为受理、完整性检查、业务判断、授权决定、执行和归档。System Owner提交数据资产后，DBA先核对范围与前置条件，再在访问控制平台记录结论；未通过的事项应一次性列明缺口。批准仅对载明的对象和期限有效，范围变化、金额跨档或关键条件变化时应重新进入审批。流程中的等待、退回和补正也属于办理过程，系统记录应保留原时间顺序，不得通过重新发起掩盖曾经的缺口。</w:t>
+        <w:t>标准流程依次为受理、完整性检查、业务判断、授权决定、执行和归档。System Owner提交证据保全事项后，DBA先核对范围与前置条件，再在数据目录记录结论；未通过的事项应一次性列明缺口。批准仅对载明的对象和期限有效，范围变化、金额跨档或关键条件变化时应重新进入审批。流程中的等待、退回和补正也属于办理过程，系统记录应保留原时间顺序，不得通过重新发起掩盖曾经的缺口。</w:t>
       </w:r>
     </w:p>
     <w:p>
       <w:r>
-        <w:t>遇到跨部门协同，可使用本文件明确的例外路径，但不得据此降低实质控制。经办人应写明不能走标准流程的原因、风险缓解措施和恢复标准，由System Owner限定期限并复核。涉及非授权披露或职责冲突的事项不得口头追认；紧急办理结束后应补齐交接清单并登记复盘结论。例外决定只对本次载明事项有效，不自动形成惯例；同类例外反复出现时，应由归口部门评估是否修订制度。</w:t>
+        <w:t>遇到系统短时不可用，可使用本文件明确的例外路径，但不得据此降低实质控制。经办人应写明不能走标准流程的原因、风险缓解措施和恢复标准，由System Owner限定期限并复核。涉及证据保全的适用条件、责任边界或版本口径被混淆或职责冲突的事项不得口头追认；紧急办理结束后应补齐证据保全办理记录并登记复盘结论。例外决定只对本次载明事项有效，不自动形成惯例；同类例外反复出现时，应由归口部门评估是否修订制度。</w:t>
       </w:r>
     </w:p>
     <w:p>
       <w:r>
-        <w:t>引用其他制度时，应同时记录文件编号、版本和生效日期；存在新旧口径差异的，以明确的替代、覆盖关系及事项发生时间判定。归档附件包括审计日志原件、审批链、时间线、必要的核验截图和例外说明，并按数据目录的保留规则存放。抽查样本中的无关批注、旧模板页眉和测试数据属于背景噪声，不得被当作正式规则或新的授权依据。附件索引应能从正文条款追溯到具体材料，复印件或导出件需标注来源；与结论无关的个人信息应按最小必要原则遮蔽。</w:t>
+        <w:t>引用其他制度时，应同时记录文件编号、版本和生效日期；存在新旧口径差异的，以明确的替代、覆盖关系及事项发生时间判定。归档附件包括证据保全事项原件、审批链、证据保全办理记录、必要的核验截图和例外说明，并按SOC工单的保留规则存放。抽查样本中的无关批注、旧模板页眉和测试数据属于背景噪声，不得被当作正式规则或新的授权依据。附件索引应能从正文条款追溯到具体材料，复印件或导出件需标注来源；与结论无关的个人信息应按最小必要原则遮蔽。</w:t>
       </w:r>
     </w:p>
     <w:p>
@@ -2400,22 +2349,22 @@
     </w:p>
     <w:p>
       <w:r>
-        <w:t>标准流程依次为受理、完整性检查、业务判断、授权决定、执行和归档。数据所有者提交加密密钥后，System Owner先核对范围与前置条件，再在数据目录记录结论；未通过的事项应一次性列明缺口。批准仅对载明的对象和期限有效，范围变化、金额跨档或关键条件变化时应重新进入审批。流程中的等待、退回和补正也属于办理过程，系统记录应保留原时间顺序，不得通过重新发起掩盖曾经的缺口。</w:t>
+        <w:t>标准流程依次为受理、完整性检查、业务判断、授权决定、执行和归档。数据所有者提交升级事项后，System Owner先核对范围与前置条件，再在数据目录记录结论；未通过的事项应一次性列明缺口。批准仅对载明的对象和期限有效，范围变化、金额跨档或关键条件变化时应重新进入审批。流程中的等待、退回和补正也属于办理过程，系统记录应保留原时间顺序，不得通过重新发起掩盖曾经的缺口。</w:t>
       </w:r>
     </w:p>
     <w:p>
       <w:r>
-        <w:t>遇到境外或异地场景，可使用本文件明确的例外路径，但不得据此降低实质控制。经办人应写明不能走标准流程的原因、风险缓解措施和恢复标准，由System Owner限定期限并复核。涉及越权访问或职责冲突的事项不得口头追认；紧急办理结束后应补齐时间线并登记复盘结论。例外决定只对本次载明事项有效，不自动形成惯例；同类例外反复出现时，应由归口部门评估是否修订制度。</w:t>
+        <w:t>遇到历史资料迁移，可使用本文件明确的例外路径，但不得据此降低实质控制。经办人应写明不能走标准流程的原因、风险缓解措施和恢复标准，由System Owner限定期限并复核。涉及升级的适用条件、责任边界或版本口径被混淆或职责冲突的事项不得口头追认；紧急办理结束后应补齐升级办理记录并登记复盘结论。例外决定只对本次载明事项有效，不自动形成惯例；同类例外反复出现时，应由归口部门评估是否修订制度。</w:t>
       </w:r>
     </w:p>
     <w:p>
       <w:r>
-        <w:t>访问审查必须区分OA权限、GitLab权限、普通数据库权限、生产数据库只读权限、生产数据库写权限和采购审批权限，尤其不得用普通系统授权替代敏感生产访问审批。</w:t>
+        <w:t>引用其他制度时，应同时记录文件编号、版本和生效日期；存在新旧口径差异的，以明确的替代、覆盖关系及事项发生时间判定。归档附件包括升级事项原件、审批链、升级办理记录、必要的核验截图和例外说明，并按审计平台的保留规则存放。抽查样本中的无关批注、旧模板页眉和测试数据属于背景噪声，不得被当作正式规则或新的授权依据。附件索引应能从正文条款追溯到具体材料，复印件或导出件需标注来源；与结论无关的个人信息应按最小必要原则遮蔽。</w:t>
       </w:r>
     </w:p>
     <w:p>
       <w:r>
-        <w:t>“升级”适用于围绕访问申请发生的申请、审核、执行和复核活动。本节所称有效记录，是指能够说明责任人、业务目的、适用期间、金额或权限范围以及最终决定的材料。DBA应先确认对象和有效版本；口头沟通、聊天截图或历史表单均不能单独构成办理依据。如事项同时受多个制度约束，应先确定主责文件，再把其他文件作为补充条件列入办理清单，不能择一规避。</w:t>
+        <w:t>“升级”适用于围绕升级事项发生的申请、审核、执行和复核活动。本节所称有效记录，是指能够说明责任人、业务目的、适用期间、金额或权限范围以及最终决定的材料。DBA应先确认对象和有效版本；口头沟通、聊天截图或历史表单均不能单独构成办理依据。如事项同时受多个制度约束，应先确定主责文件，再把其他文件作为补充条件列入办理清单，不能择一规避。</w:t>
       </w:r>
     </w:p>
     <w:p>
@@ -2441,22 +2390,22 @@
     </w:p>
     <w:p>
       <w:r>
-        <w:t>遇到境外或异地场景，可使用本文件明确的例外路径，但不得据此降低实质控制。经办人应写明不能走标准流程的原因、风险缓解措施和恢复标准，由Security On-call限定期限并复核。涉及权限超期或职责冲突的事项不得口头追认；紧急办理结束后应补齐复核意见并登记复盘结论。例外决定只对本次载明事项有效，不自动形成惯例；同类例外反复出现时，应由归口部门评估是否修订制度。</w:t>
+        <w:t>遇到境外或异地场景，可使用本文件明确的例外路径，但不得据此降低实质控制。经办人应写明不能走标准流程的原因、风险缓解措施和恢复标准，由Security On-call限定期限并复核。涉及调查的适用条件、责任边界或版本口径被混淆或职责冲突的事项不得口头追认；紧急办理结束后应补齐调查办理记录并登记复盘结论。例外决定只对本次载明事项有效，不自动形成惯例；同类例外反复出现时，应由归口部门评估是否修订制度。</w:t>
       </w:r>
     </w:p>
     <w:p>
       <w:r>
-        <w:t>引用其他制度时，应同时记录文件编号、版本和生效日期；存在新旧口径差异的，以明确的替代、覆盖关系及事项发生时间判定。归档附件包括审计日志原件、审批链、时间线、必要的核验截图和例外说明，并按审计平台的保留规则存放。抽查样本中的无关批注、旧模板页眉和测试数据属于背景噪声，不得被当作正式规则或新的授权依据。附件索引应能从正文条款追溯到具体材料，复印件或导出件需标注来源；与结论无关的个人信息应按最小必要原则遮蔽。</w:t>
+        <w:t>引用其他制度时，应同时记录文件编号、版本和生效日期；存在新旧口径差异的，以明确的替代、覆盖关系及事项发生时间判定。归档附件包括调查事项原件、审批链、调查办理记录、必要的核验截图和例外说明，并按SOC工单的保留规则存放。抽查样本中的无关批注、旧模板页眉和测试数据属于背景噪声，不得被当作正式规则或新的授权依据。附件索引应能从正文条款追溯到具体材料，复印件或导出件需标注来源；与结论无关的个人信息应按最小必要原则遮蔽。</w:t>
       </w:r>
     </w:p>
     <w:p>
       <w:r>
-        <w:t>“调查”适用于围绕证据副本发生的申请、审核、执行和复核活动。本节所称有效记录，是指能够说明责任人、业务目的、适用期间、金额或权限范围以及最终决定的材料。DBA应先确认对象和有效版本；口头沟通、聊天截图或历史表单均不能单独构成办理依据。如事项同时受多个制度约束，应先确定主责文件，再把其他文件作为补充条件列入办理清单，不能择一规避。</w:t>
+        <w:t>“调查”适用于围绕调查事项发生的申请、审核、执行和复核活动。本节所称有效记录，是指能够说明责任人、业务目的、适用期间、金额或权限范围以及最终决定的材料。DBA应先确认对象和有效版本；口头沟通、聊天截图或历史表单均不能单独构成办理依据。如事项同时受多个制度约束，应先确定主责文件，再把其他文件作为补充条件列入办理清单，不能择一规避。</w:t>
       </w:r>
     </w:p>
     <w:p>
       <w:r>
-        <w:t>职责分工上，SOC分析员负责按照职责分工提交完整材料并保证材料真实完整，Security On-call通过访问控制平台实施抽样稽核。申请、批准、执行与复核应由相互独立的角色承担；同一人员临时代办时，必须在交接清单中写明授权来源、期限与后续复核人，避免因证据污染形成无人负责的控制空档。岗位变动、代理审批或跨组织协作不改变原职责边界；临时授权到期后，访问控制平台应恢复常规责任链。</w:t>
+        <w:t>职责分工上，SOC分析员负责按照职责分工提交完整材料并保证材料真实完整，Security On-call通过SOC工单实施到期复查。申请、批准、执行与复核应由相互独立的角色承担；同一人员临时代办时，必须在调查办理记录中写明授权来源、期限与后续复核人，避免因调查的适用条件、责任边界或版本口径被混淆形成无人负责的控制空档。岗位变动、代理审批或跨组织协作不改变原职责边界；临时授权到期后，SOC工单应恢复常规责任链。</w:t>
       </w:r>
     </w:p>
     <w:p>
@@ -2482,22 +2431,22 @@
     </w:p>
     <w:p>
       <w:r>
-        <w:t>引用其他制度时，应同时记录文件编号、版本和生效日期；存在新旧口径差异的，以明确的替代、覆盖关系及事项发生时间判定。归档附件包括事件记录原件、审批链、复核意见、必要的核验截图和例外说明，并按SOC工单的保留规则存放。抽查样本中的无关批注、旧模板页眉和测试数据属于背景噪声，不得被当作正式规则或新的授权依据。附件索引应能从正文条款追溯到具体材料，复印件或导出件需标注来源；与结论无关的个人信息应按最小必要原则遮蔽。</w:t>
+        <w:t>引用其他制度时，应同时记录文件编号、版本和生效日期；存在新旧口径差异的，以明确的替代、覆盖关系及事项发生时间判定。归档附件包括恢复事项原件、审批链、恢复办理记录、必要的核验截图和例外说明，并按SOC工单的保留规则存放。抽查样本中的无关批注、旧模板页眉和测试数据属于背景噪声，不得被当作正式规则或新的授权依据。附件索引应能从正文条款追溯到具体材料，复印件或导出件需标注来源；与结论无关的个人信息应按最小必要原则遮蔽。</w:t>
       </w:r>
     </w:p>
     <w:p>
       <w:r>
-        <w:t>“恢复”适用于围绕审计日志发生的申请、审核、执行和复核活动。本节所称有效记录，是指能够说明责任人、业务目的、适用期间、金额或权限范围以及最终决定的材料。Security On-call应先确认对象和有效版本；口头沟通、聊天截图或历史表单均不能单独构成办理依据。如事项同时受多个制度约束，应先确定主责文件，再把其他文件作为补充条件列入办理清单，不能择一规避。</w:t>
+        <w:t>“恢复”适用于围绕恢复事项发生的申请、审核、执行和复核活动。本节所称有效记录，是指能够说明责任人、业务目的、适用期间、金额或权限范围以及最终决定的材料。Security On-call应先确认对象和有效版本；口头沟通、聊天截图或历史表单均不能单独构成办理依据。如事项同时受多个制度约束，应先确定主责文件，再把其他文件作为补充条件列入办理清单，不能择一规避。</w:t>
       </w:r>
     </w:p>
     <w:p>
       <w:r>
-        <w:t>职责分工上，SOC分析员负责在办理前确认适用范围和有效版本并保证材料真实完整，Security On-call通过数据目录实施凭证校验。申请、批准、执行与复核应由相互独立的角色承担；同一人员临时代办时，必须在审批记录中写明授权来源、期限与后续复核人，避免因证据污染形成无人负责的控制空档。岗位变动、代理审批或跨组织协作不改变原职责边界；临时授权到期后，数据目录应恢复常规责任链。</w:t>
+        <w:t>职责分工上，SOC分析员负责在批准后方可进入下一处理环节并保证材料真实完整，Security On-call通过数据目录实施双人复核。申请、批准、执行与复核应由相互独立的角色承担；同一人员临时代办时，必须在恢复办理记录中写明授权来源、期限与后续复核人，避免因恢复的适用条件、责任边界或版本口径被混淆形成无人负责的控制空档。岗位变动、代理审批或跨组织协作不改变原职责边界；临时授权到期后，数据目录应恢复常规责任链。</w:t>
       </w:r>
     </w:p>
     <w:p>
       <w:r>
-        <w:t>标准流程依次为受理、完整性检查、业务判断、授权决定、执行和归档。数据所有者提交加密密钥后，DBA先核对范围与前置条件，再在SOC工单记录结论；未通过的事项应一次性列明缺口。批准仅对载明的对象和期限有效，范围变化、金额跨档或关键条件变化时应重新进入审批。流程中的等待、退回和补正也属于办理过程，系统记录应保留原时间顺序，不得通过重新发起掩盖曾经的缺口。</w:t>
+        <w:t>标准流程依次为受理、完整性检查、业务判断、授权决定、执行和归档。数据所有者提交恢复事项后，DBA先核对范围与前置条件，再在SOC工单记录结论；未通过的事项应一次性列明缺口。批准仅对载明的对象和期限有效，范围变化、金额跨档或关键条件变化时应重新进入审批。流程中的等待、退回和补正也属于办理过程，系统记录应保留原时间顺序，不得通过重新发起掩盖曾经的缺口。</w:t>
       </w:r>
     </w:p>
     <w:p>
@@ -2523,22 +2472,22 @@
     </w:p>
     <w:p>
       <w:r>
-        <w:t>“复盘”适用于围绕数据资产发生的申请、审核、执行和复核活动。本节所称有效记录，是指能够说明责任人、业务目的、适用期间、金额或权限范围以及最终决定的材料。Security On-call应先确认对象和有效版本；口头沟通、聊天截图或历史表单均不能单独构成办理依据。如事项同时受多个制度约束，应先确定主责文件，再把其他文件作为补充条件列入办理清单，不能择一规避。</w:t>
+        <w:t>“复盘”适用于围绕复盘事项发生的申请、审核、执行和复核活动。本节所称有效记录，是指能够说明责任人、业务目的、适用期间、金额或权限范围以及最终决定的材料。Security On-call应先确认对象和有效版本；口头沟通、聊天截图或历史表单均不能单独构成办理依据。如事项同时受多个制度约束，应先确定主责文件，再把其他文件作为补充条件列入办理清单，不能择一规避。</w:t>
       </w:r>
     </w:p>
     <w:p>
       <w:r>
-        <w:t>职责分工上，Security On-call负责在办理前确认适用范围和有效版本并保证材料真实完整，DBA通过SOC工单实施抽样稽核。申请、批准、执行与复核应由相互独立的角色承担；同一人员临时代办时，必须在操作日志中写明授权来源、期限与后续复核人，避免因越权访问形成无人负责的控制空档。岗位变动、代理审批或跨组织协作不改变原职责边界；临时授权到期后，SOC工单应恢复常规责任链。</w:t>
+        <w:t>职责分工上，Security On-call负责在批准后方可进入下一处理环节并保证材料真实完整，DBA通过访问控制平台实施抽样稽核。申请、批准、执行与复核应由相互独立的角色承担；同一人员临时代办时，必须在复盘办理记录中写明授权来源、期限与后续复核人，避免因复盘的适用条件、责任边界或版本口径被混淆形成无人负责的控制空档。岗位变动、代理审批或跨组织协作不改变原职责边界；临时授权到期后，访问控制平台应恢复常规责任链。</w:t>
       </w:r>
     </w:p>
     <w:p>
       <w:r>
-        <w:t>标准流程依次为受理、完整性检查、业务判断、授权决定、执行和归档。Security On-call提交加密密钥后，System Owner先核对范围与前置条件，再在访问控制平台记录结论；未通过的事项应一次性列明缺口。批准仅对载明的对象和期限有效，范围变化、金额跨档或关键条件变化时应重新进入审批。流程中的等待、退回和补正也属于办理过程，系统记录应保留原时间顺序，不得通过重新发起掩盖曾经的缺口。</w:t>
+        <w:t>标准流程依次为受理、完整性检查、业务判断、授权决定、执行和归档。Security On-call提交复盘事项后，System Owner先核对范围与前置条件，再在访问控制平台记录结论；未通过的事项应一次性列明缺口。批准仅对载明的对象和期限有效，范围变化、金额跨档或关键条件变化时应重新进入审批。流程中的等待、退回和补正也属于办理过程，系统记录应保留原时间顺序，不得通过重新发起掩盖曾经的缺口。</w:t>
       </w:r>
     </w:p>
     <w:p>
       <w:r>
-        <w:t>遇到系统短时不可用，可使用本文件明确的例外路径，但不得据此降低实质控制。经办人应写明不能走标准流程的原因、风险缓解措施和恢复标准，由数据所有者限定期限并复核。涉及非授权披露或职责冲突的事项不得口头追认；紧急办理结束后应补齐操作日志并登记复盘结论。例外决定只对本次载明事项有效，不自动形成惯例；同类例外反复出现时，应由归口部门评估是否修订制度。</w:t>
+        <w:t>遇到跨部门协同，可使用本文件明确的例外路径，但不得据此降低实质控制。经办人应写明不能走标准流程的原因、风险缓解措施和恢复标准，由数据所有者限定期限并复核。涉及复盘的适用条件、责任边界或版本口径被混淆或职责冲突的事项不得口头追认；紧急办理结束后应补齐复盘办理记录并登记复盘结论。例外决定只对本次载明事项有效，不自动形成惯例；同类例外反复出现时，应由归口部门评估是否修订制度。</w:t>
       </w:r>
     </w:p>
     <w:p>
@@ -2564,22 +2513,22 @@
     </w:p>
     <w:p>
       <w:r>
-        <w:t>职责分工上，数据所有者负责按照职责分工提交完整材料并保证材料真实完整，SOC分析员通过访问控制平台实施凭证校验。申请、批准、执行与复核应由相互独立的角色承担；同一人员临时代办时，必须在操作日志中写明授权来源、期限与后续复核人，避免因非授权披露形成无人负责的控制空档。岗位变动、代理审批或跨组织协作不改变原职责边界；临时授权到期后，访问控制平台应恢复常规责任链。</w:t>
+        <w:t>职责分工上，数据所有者负责对例外原因进行书面说明并保证材料真实完整，SOC分析员通过SOC工单实施分级审批。申请、批准、执行与复核应由相互独立的角色承担；同一人员临时代办时，必须在演练与附录办理记录中写明授权来源、期限与后续复核人，避免因演练与附录的适用条件、责任边界或版本口径被混淆形成无人负责的控制空档。岗位变动、代理审批或跨组织协作不改变原职责边界；临时授权到期后，SOC工单应恢复常规责任链。</w:t>
       </w:r>
     </w:p>
     <w:p>
       <w:r>
-        <w:t>标准流程依次为受理、完整性检查、业务判断、授权决定、执行和归档。数据所有者提交审计日志后，Security On-call先核对范围与前置条件，再在数据目录记录结论；未通过的事项应一次性列明缺口。批准仅对载明的对象和期限有效，范围变化、金额跨档或关键条件变化时应重新进入审批。流程中的等待、退回和补正也属于办理过程，系统记录应保留原时间顺序，不得通过重新发起掩盖曾经的缺口。</w:t>
+        <w:t>标准流程依次为受理、完整性检查、业务判断、授权决定、执行和归档。数据所有者提交演练与附录事项后，Security On-call先核对范围与前置条件，再在SOC工单记录结论；未通过的事项应一次性列明缺口。批准仅对载明的对象和期限有效，范围变化、金额跨档或关键条件变化时应重新进入审批。流程中的等待、退回和补正也属于办理过程，系统记录应保留原时间顺序，不得通过重新发起掩盖曾经的缺口。</w:t>
       </w:r>
     </w:p>
     <w:p>
       <w:r>
-        <w:t>遇到历史资料迁移，可使用本文件明确的例外路径，但不得据此降低实质控制。经办人应写明不能走标准流程的原因、风险缓解措施和恢复标准，由System Owner限定期限并复核。涉及证据污染或职责冲突的事项不得口头追认；紧急办理结束后应补齐留痕附件并登记复盘结论。例外决定只对本次载明事项有效，不自动形成惯例；同类例外反复出现时，应由归口部门评估是否修订制度。</w:t>
+        <w:t>遇到系统短时不可用，可使用本文件明确的例外路径，但不得据此降低实质控制。经办人应写明不能走标准流程的原因、风险缓解措施和恢复标准，由System Owner限定期限并复核。涉及演练与附录的适用条件、责任边界或版本口径被混淆或职责冲突的事项不得口头追认；紧急办理结束后应补齐演练与附录办理记录并登记复盘结论。例外决定只对本次载明事项有效，不自动形成惯例；同类例外反复出现时，应由归口部门评估是否修订制度。</w:t>
       </w:r>
     </w:p>
     <w:p>
       <w:r>
-        <w:t>引用其他制度时，应同时记录文件编号、版本和生效日期；存在新旧口径差异的，以明确的替代、覆盖关系及事项发生时间判定。归档附件包括访问申请原件、审批链、时间线、必要的核验截图和例外说明，并按访问控制平台的保留规则存放。抽查样本中的无关批注、旧模板页眉和测试数据属于背景噪声，不得被当作正式规则或新的授权依据。附件索引应能从正文条款追溯到具体材料，复印件或导出件需标注来源；与结论无关的个人信息应按最小必要原则遮蔽。</w:t>
+        <w:t>引用其他制度时，应同时记录文件编号、版本和生效日期；存在新旧口径差异的，以明确的替代、覆盖关系及事项发生时间判定。归档附件包括演练与附录事项原件、审批链、演练与附录办理记录、必要的核验截图和例外说明，并按访问控制平台的保留规则存放。抽查样本中的无关批注、旧模板页眉和测试数据属于背景噪声，不得被当作正式规则或新的授权依据。附件索引应能从正文条款追溯到具体材料，复印件或导出件需标注来源；与结论无关的个人信息应按最小必要原则遮蔽。</w:t>
       </w:r>
     </w:p>
     <w:p>
@@ -2605,22 +2554,22 @@
     </w:p>
     <w:p>
       <w:r>
-        <w:t>标准流程依次为受理、完整性检查、业务判断、授权决定、执行和归档。SOC分析员提交审计日志后，System Owner先核对范围与前置条件，再在访问控制平台记录结论；未通过的事项应一次性列明缺口。批准仅对载明的对象和期限有效，范围变化、金额跨档或关键条件变化时应重新进入审批。流程中的等待、退回和补正也属于办理过程，系统记录应保留原时间顺序，不得通过重新发起掩盖曾经的缺口。</w:t>
+        <w:t>标准流程依次为受理、完整性检查、业务判断、授权决定、执行和归档。SOC分析员提交目的与范围事项后，System Owner先核对范围与前置条件，再在SOC工单记录结论；未通过的事项应一次性列明缺口。批准仅对载明的对象和期限有效，范围变化、金额跨档或关键条件变化时应重新进入审批。流程中的等待、退回和补正也属于办理过程，系统记录应保留原时间顺序，不得通过重新发起掩盖曾经的缺口。</w:t>
       </w:r>
     </w:p>
     <w:p>
       <w:r>
-        <w:t>遇到境外或异地场景，可使用本文件明确的例外路径，但不得据此降低实质控制。经办人应写明不能走标准流程的原因、风险缓解措施和恢复标准，由System Owner限定期限并复核。涉及敏感数据扩散或职责冲突的事项不得口头追认；紧急办理结束后应补齐交接清单并登记复盘结论。例外决定只对本次载明事项有效，不自动形成惯例；同类例外反复出现时，应由归口部门评估是否修订制度。</w:t>
+        <w:t>遇到系统短时不可用，可使用本文件明确的例外路径，但不得据此降低实质控制。经办人应写明不能走标准流程的原因、风险缓解措施和恢复标准，由System Owner限定期限并复核。涉及目的与范围的适用条件、责任边界或版本口径被混淆或职责冲突的事项不得口头追认；紧急办理结束后应补齐目的与范围办理记录并登记复盘结论。例外决定只对本次载明事项有效，不自动形成惯例；同类例外反复出现时，应由归口部门评估是否修订制度。</w:t>
       </w:r>
     </w:p>
     <w:p>
       <w:r>
-        <w:t>访问审查必须区分OA权限、GitLab权限、普通数据库权限、生产数据库只读权限、生产数据库写权限和采购审批权限，尤其不得用普通系统授权替代敏感生产访问审批。</w:t>
+        <w:t>引用其他制度时，应同时记录文件编号、版本和生效日期；存在新旧口径差异的，以明确的替代、覆盖关系及事项发生时间判定。归档附件包括目的与范围事项原件、审批链、目的与范围办理记录、必要的核验截图和例外说明，并按审计平台的保留规则存放。抽查样本中的无关批注、旧模板页眉和测试数据属于背景噪声，不得被当作正式规则或新的授权依据。附件索引应能从正文条款追溯到具体材料，复印件或导出件需标注来源；与结论无关的个人信息应按最小必要原则遮蔽。</w:t>
       </w:r>
     </w:p>
     <w:p>
       <w:r>
-        <w:t>“目的与范围”适用于围绕数据资产发生的申请、审核、执行和复核活动。本节所称有效记录，是指能够说明责任人、业务目的、适用期间、金额或权限范围以及最终决定的材料。DBA应先确认对象和有效版本；口头沟通、聊天截图或历史表单均不能单独构成办理依据。如事项同时受多个制度约束，应先确定主责文件，再把其他文件作为补充条件列入办理清单，不能择一规避。</w:t>
+        <w:t>“目的与范围”适用于围绕目的与范围事项发生的申请、审核、执行和复核活动。本节所称有效记录，是指能够说明责任人、业务目的、适用期间、金额或权限范围以及最终决定的材料。DBA应先确认对象和有效版本；口头沟通、聊天截图或历史表单均不能单独构成办理依据。如事项同时受多个制度约束，应先确定主责文件，再把其他文件作为补充条件列入办理清单，不能择一规避。</w:t>
       </w:r>
     </w:p>
     <w:p>
@@ -2907,22 +2856,22 @@
     </w:p>
     <w:p>
       <w:r>
-        <w:t>遇到紧急情况，可使用本文件明确的例外路径，但不得据此降低实质控制。经办人应写明不能走标准流程的原因、风险缓解措施和恢复标准，由Security On-call限定期限并复核。涉及证据污染或职责冲突的事项不得口头追认；紧急办理结束后应补齐操作日志并登记复盘结论。例外决定只对本次载明事项有效，不自动形成惯例；同类例外反复出现时，应由归口部门评估是否修订制度。</w:t>
+        <w:t>遇到跨部门协同，可使用本文件明确的例外路径，但不得据此降低实质控制。经办人应写明不能走标准流程的原因、风险缓解措施和恢复标准，由Security On-call限定期限并复核。涉及发现的适用条件、责任边界或版本口径被混淆或职责冲突的事项不得口头追认；紧急办理结束后应补齐发现办理记录并登记复盘结论。例外决定只对本次载明事项有效，不自动形成惯例；同类例外反复出现时，应由归口部门评估是否修订制度。</w:t>
       </w:r>
     </w:p>
     <w:p>
       <w:r>
-        <w:t>引用其他制度时，应同时记录文件编号、版本和生效日期；存在新旧口径差异的，以明确的替代、覆盖关系及事项发生时间判定。归档附件包括审计日志原件、审批链、操作日志、必要的核验截图和例外说明，并按数据目录的保留规则存放。抽查样本中的无关批注、旧模板页眉和测试数据属于背景噪声，不得被当作正式规则或新的授权依据。附件索引应能从正文条款追溯到具体材料，复印件或导出件需标注来源；与结论无关的个人信息应按最小必要原则遮蔽。</w:t>
+        <w:t>引用其他制度时，应同时记录文件编号、版本和生效日期；存在新旧口径差异的，以明确的替代、覆盖关系及事项发生时间判定。归档附件包括发现事项原件、审批链、发现办理记录、必要的核验截图和例外说明，并按SOC工单的保留规则存放。抽查样本中的无关批注、旧模板页眉和测试数据属于背景噪声，不得被当作正式规则或新的授权依据。附件索引应能从正文条款追溯到具体材料，复印件或导出件需标注来源；与结论无关的个人信息应按最小必要原则遮蔽。</w:t>
       </w:r>
     </w:p>
     <w:p>
       <w:r>
-        <w:t>“发现”适用于围绕访问申请发生的申请、审核、执行和复核活动。本节所称有效记录，是指能够说明责任人、业务目的、适用期间、金额或权限范围以及最终决定的材料。Security On-call应先确认对象和有效版本；口头沟通、聊天截图或历史表单均不能单独构成办理依据。如事项同时受多个制度约束，应先确定主责文件，再把其他文件作为补充条件列入办理清单，不能择一规避。</w:t>
+        <w:t>“发现”适用于围绕发现事项发生的申请、审核、执行和复核活动。本节所称有效记录，是指能够说明责任人、业务目的、适用期间、金额或权限范围以及最终决定的材料。Security On-call应先确认对象和有效版本；口头沟通、聊天截图或历史表单均不能单独构成办理依据。如事项同时受多个制度约束，应先确定主责文件，再把其他文件作为补充条件列入办理清单，不能择一规避。</w:t>
       </w:r>
     </w:p>
     <w:p>
       <w:r>
-        <w:t>职责分工上，数据所有者负责在批准后方可进入下一处理环节并保证材料真实完整，System Owner通过审计平台实施凭证校验。申请、批准、执行与复核应由相互独立的角色承担；同一人员临时代办时，必须在复核意见中写明授权来源、期限与后续复核人，避免因证据污染形成无人负责的控制空档。岗位变动、代理审批或跨组织协作不改变原职责边界；临时授权到期后，审计平台应恢复常规责任链。</w:t>
+        <w:t>职责分工上，数据所有者负责核对预算、权限与业务依据并保证材料真实完整，System Owner通过访问控制平台实施抽样稽核。申请、批准、执行与复核应由相互独立的角色承担；同一人员临时代办时，必须在发现办理记录中写明授权来源、期限与后续复核人，避免因发现的适用条件、责任边界或版本口径被混淆形成无人负责的控制空档。岗位变动、代理审批或跨组织协作不改变原职责边界；临时授权到期后，访问控制平台应恢复常规责任链。</w:t>
       </w:r>
     </w:p>
     <w:p>
@@ -2948,22 +2897,22 @@
     </w:p>
     <w:p>
       <w:r>
-        <w:t>引用其他制度时，应同时记录文件编号、版本和生效日期；存在新旧口径差异的，以明确的替代、覆盖关系及事项发生时间判定。归档附件包括加密密钥原件、审批链、审批记录、必要的核验截图和例外说明，并按审计平台的保留规则存放。抽查样本中的无关批注、旧模板页眉和测试数据属于背景噪声，不得被当作正式规则或新的授权依据。附件索引应能从正文条款追溯到具体材料，复印件或导出件需标注来源；与结论无关的个人信息应按最小必要原则遮蔽。</w:t>
+        <w:t>引用其他制度时，应同时记录文件编号、版本和生效日期；存在新旧口径差异的，以明确的替代、覆盖关系及事项发生时间判定。归档附件包括报告事项原件、审批链、报告办理记录、必要的核验截图和例外说明，并按审计平台的保留规则存放。抽查样本中的无关批注、旧模板页眉和测试数据属于背景噪声，不得被当作正式规则或新的授权依据。附件索引应能从正文条款追溯到具体材料，复印件或导出件需标注来源；与结论无关的个人信息应按最小必要原则遮蔽。</w:t>
       </w:r>
     </w:p>
     <w:p>
       <w:r>
-        <w:t>“报告”适用于围绕审计日志发生的申请、审核、执行和复核活动。本节所称有效记录，是指能够说明责任人、业务目的、适用期间、金额或权限范围以及最终决定的材料。System Owner应先确认对象和有效版本；口头沟通、聊天截图或历史表单均不能单独构成办理依据。如事项同时受多个制度约束，应先确定主责文件，再把其他文件作为补充条件列入办理清单，不能择一规避。</w:t>
+        <w:t>“报告”适用于围绕报告事项发生的申请、审核、执行和复核活动。本节所称有效记录，是指能够说明责任人、业务目的、适用期间、金额或权限范围以及最终决定的材料。System Owner应先确认对象和有效版本；口头沟通、聊天截图或历史表单均不能单独构成办理依据。如事项同时受多个制度约束，应先确定主责文件，再把其他文件作为补充条件列入办理清单，不能择一规避。</w:t>
       </w:r>
     </w:p>
     <w:p>
       <w:r>
-        <w:t>职责分工上，SOC分析员负责核对预算、权限与业务依据并保证材料真实完整，DBA通过数据目录实施分级审批。申请、批准、执行与复核应由相互独立的角色承担；同一人员临时代办时，必须在操作日志中写明授权来源、期限与后续复核人，避免因越权访问形成无人负责的控制空档。岗位变动、代理审批或跨组织协作不改变原职责边界；临时授权到期后，数据目录应恢复常规责任链。</w:t>
+        <w:t>职责分工上，SOC分析员负责在办理前确认适用范围和有效版本并保证材料真实完整，DBA通过数据目录实施分级审批。申请、批准、执行与复核应由相互独立的角色承担；同一人员临时代办时，必须在报告办理记录中写明授权来源、期限与后续复核人，避免因报告的适用条件、责任边界或版本口径被混淆形成无人负责的控制空档。岗位变动、代理审批或跨组织协作不改变原职责边界；临时授权到期后，数据目录应恢复常规责任链。</w:t>
       </w:r>
     </w:p>
     <w:p>
       <w:r>
-        <w:t>标准流程依次为受理、完整性检查、业务判断、授权决定、执行和归档。SOC分析员提交审计日志后，数据所有者先核对范围与前置条件，再在访问控制平台记录结论；未通过的事项应一次性列明缺口。批准仅对载明的对象和期限有效，范围变化、金额跨档或关键条件变化时应重新进入审批。流程中的等待、退回和补正也属于办理过程，系统记录应保留原时间顺序，不得通过重新发起掩盖曾经的缺口。</w:t>
+        <w:t>标准流程依次为受理、完整性检查、业务判断、授权决定、执行和归档。SOC分析员提交报告事项后，数据所有者先核对范围与前置条件，再在SOC工单记录结论；未通过的事项应一次性列明缺口。批准仅对载明的对象和期限有效，范围变化、金额跨档或关键条件变化时应重新进入审批。流程中的等待、退回和补正也属于办理过程，系统记录应保留原时间顺序，不得通过重新发起掩盖曾经的缺口。</w:t>
       </w:r>
     </w:p>
     <w:p>
@@ -2989,22 +2938,22 @@
     </w:p>
     <w:p>
       <w:r>
-        <w:t>“隔离”适用于围绕数据资产发生的申请、审核、执行和复核活动。本节所称有效记录，是指能够说明责任人、业务目的、适用期间、金额或权限范围以及最终决定的材料。Security On-call应先确认对象和有效版本；口头沟通、聊天截图或历史表单均不能单独构成办理依据。如事项同时受多个制度约束，应先确定主责文件，再把其他文件作为补充条件列入办理清单，不能择一规避。</w:t>
+        <w:t>“隔离”适用于围绕隔离事项发生的申请、审核、执行和复核活动。本节所称有效记录，是指能够说明责任人、业务目的、适用期间、金额或权限范围以及最终决定的材料。Security On-call应先确认对象和有效版本；口头沟通、聊天截图或历史表单均不能单独构成办理依据。如事项同时受多个制度约束，应先确定主责文件，再把其他文件作为补充条件列入办理清单，不能择一规避。</w:t>
       </w:r>
     </w:p>
     <w:p>
       <w:r>
-        <w:t>职责分工上，Security On-call负责核对预算、权限与业务依据并保证材料真实完整，数据所有者通过SOC工单实施抽样稽核。申请、批准、执行与复核应由相互独立的角色承担；同一人员临时代办时，必须在留痕附件中写明授权来源、期限与后续复核人，避免因证据污染形成无人负责的控制空档。岗位变动、代理审批或跨组织协作不改变原职责边界；临时授权到期后，SOC工单应恢复常规责任链。</w:t>
+        <w:t>职责分工上，Security On-call负责对例外原因进行书面说明并保证材料真实完整，数据所有者通过审计平台实施系统留痕。申请、批准、执行与复核应由相互独立的角色承担；同一人员临时代办时，必须在隔离办理记录中写明授权来源、期限与后续复核人，避免因隔离的适用条件、责任边界或版本口径被混淆形成无人负责的控制空档。岗位变动、代理审批或跨组织协作不改变原职责边界；临时授权到期后，审计平台应恢复常规责任链。</w:t>
       </w:r>
     </w:p>
     <w:p>
       <w:r>
-        <w:t>标准流程依次为受理、完整性检查、业务判断、授权决定、执行和归档。Security On-call提交证据副本后，数据所有者先核对范围与前置条件，再在访问控制平台记录结论；未通过的事项应一次性列明缺口。批准仅对载明的对象和期限有效，范围变化、金额跨档或关键条件变化时应重新进入审批。流程中的等待、退回和补正也属于办理过程，系统记录应保留原时间顺序，不得通过重新发起掩盖曾经的缺口。</w:t>
+        <w:t>标准流程依次为受理、完整性检查、业务判断、授权决定、执行和归档。Security On-call提交隔离事项后，数据所有者先核对范围与前置条件，再在审计平台记录结论；未通过的事项应一次性列明缺口。批准仅对载明的对象和期限有效，范围变化、金额跨档或关键条件变化时应重新进入审批。流程中的等待、退回和补正也属于办理过程，系统记录应保留原时间顺序，不得通过重新发起掩盖曾经的缺口。</w:t>
       </w:r>
     </w:p>
     <w:p>
       <w:r>
-        <w:t>遇到系统短时不可用，可使用本文件明确的例外路径，但不得据此降低实质控制。经办人应写明不能走标准流程的原因、风险缓解措施和恢复标准，由Security On-call限定期限并复核。涉及敏感数据扩散或职责冲突的事项不得口头追认；紧急办理结束后应补齐操作日志并登记复盘结论。例外决定只对本次载明事项有效，不自动形成惯例；同类例外反复出现时，应由归口部门评估是否修订制度。</w:t>
+        <w:t>遇到系统短时不可用，可使用本文件明确的例外路径，但不得据此降低实质控制。经办人应写明不能走标准流程的原因、风险缓解措施和恢复标准，由Security On-call限定期限并复核。涉及隔离的适用条件、责任边界或版本口径被混淆或职责冲突的事项不得口头追认；紧急办理结束后应补齐隔离办理记录并登记复盘结论。例外决定只对本次载明事项有效，不自动形成惯例；同类例外反复出现时，应由归口部门评估是否修订制度。</w:t>
       </w:r>
     </w:p>
     <w:sectPr>
